--- a/Automotive Technology Repair Order (1).docx
+++ b/Automotive Technology Repair Order (1).docx
@@ -1,6 +1,6 @@
 
 <file path=word/document.xml><?xml version="1.0" encoding="utf-8"?>
-<w:document xmlns:wpc="http://schemas.microsoft.com/office/word/2010/wordprocessingCanvas" xmlns:cx="http://schemas.microsoft.com/office/drawing/2014/chartex" xmlns:cx1="http://schemas.microsoft.com/office/drawing/2015/9/8/chartex" xmlns:cx2="http://schemas.microsoft.com/office/drawing/2015/10/21/chartex" xmlns:cx3="http://schemas.microsoft.com/office/drawing/2016/5/9/chartex" xmlns:cx4="http://schemas.microsoft.com/office/drawing/2016/5/10/chartex" xmlns:cx5="http://schemas.microsoft.com/office/drawing/2016/5/11/chartex" xmlns:cx6="http://schemas.microsoft.com/office/drawing/2016/5/12/chartex" xmlns:cx7="http://schemas.microsoft.com/office/drawing/2016/5/13/chartex" xmlns:cx8="http://schemas.microsoft.com/office/drawing/2016/5/14/chartex" xmlns:mc="http://schemas.openxmlformats.org/markup-compatibility/2006" xmlns:aink="http://schemas.microsoft.com/office/drawing/2016/ink" xmlns:am3d="http://schemas.microsoft.com/office/drawing/2017/model3d" xmlns:o="urn:schemas-microsoft-com:office:office" xmlns:r="http://schemas.openxmlformats.org/officeDocument/2006/relationships" xmlns:m="http://schemas.openxmlformats.org/officeDocument/2006/math" xmlns:v="urn:schemas-microsoft-com:vml" xmlns:wp14="http://schemas.microsoft.com/office/word/2010/wordprocessingDrawing" xmlns:wp="http://schemas.openxmlformats.org/drawingml/2006/wordprocessingDrawing" xmlns:w10="urn:schemas-microsoft-com:office:word" xmlns:w="http://schemas.openxmlformats.org/wordprocessingml/2006/main" xmlns:w14="http://schemas.microsoft.com/office/word/2010/wordml" xmlns:w15="http://schemas.microsoft.com/office/word/2012/wordml" xmlns:w16cex="http://schemas.microsoft.com/office/word/2018/wordml/cex" xmlns:w16cid="http://schemas.microsoft.com/office/word/2016/wordml/cid" xmlns:w16="http://schemas.microsoft.com/office/word/2018/wordml" xmlns:w16sdtdh="http://schemas.microsoft.com/office/word/2020/wordml/sdtdatahash" xmlns:w16se="http://schemas.microsoft.com/office/word/2015/wordml/symex" xmlns:wpg="http://schemas.microsoft.com/office/word/2010/wordprocessingGroup" xmlns:wpi="http://schemas.microsoft.com/office/word/2010/wordprocessingInk" xmlns:wne="http://schemas.microsoft.com/office/word/2006/wordml" xmlns:wps="http://schemas.microsoft.com/office/word/2010/wordprocessingShape" mc:Ignorable="w14 w15 w16se w16cid w16 w16cex w16sdtdh wp14">
+<w:document xmlns:wpc="http://schemas.microsoft.com/office/word/2010/wordprocessingCanvas" xmlns:cx="http://schemas.microsoft.com/office/drawing/2014/chartex" xmlns:cx1="http://schemas.microsoft.com/office/drawing/2015/9/8/chartex" xmlns:cx2="http://schemas.microsoft.com/office/drawing/2015/10/21/chartex" xmlns:cx3="http://schemas.microsoft.com/office/drawing/2016/5/9/chartex" xmlns:cx4="http://schemas.microsoft.com/office/drawing/2016/5/10/chartex" xmlns:cx5="http://schemas.microsoft.com/office/drawing/2016/5/11/chartex" xmlns:cx6="http://schemas.microsoft.com/office/drawing/2016/5/12/chartex" xmlns:cx7="http://schemas.microsoft.com/office/drawing/2016/5/13/chartex" xmlns:cx8="http://schemas.microsoft.com/office/drawing/2016/5/14/chartex" xmlns:mc="http://schemas.openxmlformats.org/markup-compatibility/2006" xmlns:aink="http://schemas.microsoft.com/office/drawing/2016/ink" xmlns:am3d="http://schemas.microsoft.com/office/drawing/2017/model3d" xmlns:o="urn:schemas-microsoft-com:office:office" xmlns:oel="http://schemas.microsoft.com/office/2019/extlst" xmlns:r="http://schemas.openxmlformats.org/officeDocument/2006/relationships" xmlns:m="http://schemas.openxmlformats.org/officeDocument/2006/math" xmlns:v="urn:schemas-microsoft-com:vml" xmlns:wp14="http://schemas.microsoft.com/office/word/2010/wordprocessingDrawing" xmlns:wp="http://schemas.openxmlformats.org/drawingml/2006/wordprocessingDrawing" xmlns:w10="urn:schemas-microsoft-com:office:word" xmlns:w="http://schemas.openxmlformats.org/wordprocessingml/2006/main" xmlns:w14="http://schemas.microsoft.com/office/word/2010/wordml" xmlns:w15="http://schemas.microsoft.com/office/word/2012/wordml" xmlns:w16cex="http://schemas.microsoft.com/office/word/2018/wordml/cex" xmlns:w16cid="http://schemas.microsoft.com/office/word/2016/wordml/cid" xmlns:w16="http://schemas.microsoft.com/office/word/2018/wordml" xmlns:w16du="http://schemas.microsoft.com/office/word/2023/wordml/word16du" xmlns:w16sdtdh="http://schemas.microsoft.com/office/word/2020/wordml/sdtdatahash" xmlns:w16sdtfl="http://schemas.microsoft.com/office/word/2024/wordml/sdtformatlock" xmlns:w16se="http://schemas.microsoft.com/office/word/2015/wordml/symex" xmlns:wpg="http://schemas.microsoft.com/office/word/2010/wordprocessingGroup" xmlns:wpi="http://schemas.microsoft.com/office/word/2010/wordprocessingInk" xmlns:wne="http://schemas.microsoft.com/office/word/2006/wordml" xmlns:wps="http://schemas.microsoft.com/office/word/2010/wordprocessingShape" mc:Ignorable="w14 w15 w16se w16cid w16 w16cex w16sdtdh w16sdtfl w16du wp14">
   <w:body>
     <w:p>
       <w:pPr>
@@ -114,7 +114,7 @@
           </mc:Choice>
           <mc:Fallback>
             <w:pict>
-              <v:roundrect w14:anchorId="146E76B7" id="Rectangle: Rounded Corners 3" o:spid="_x0000_s1026" alt="&quot;&quot;" style="position:absolute;left:0;text-align:left;margin-left:156.5pt;margin-top:-2.1pt;width:200.5pt;height:28.35pt;z-index:251658241;visibility:visible;mso-wrap-style:square;mso-width-percent:0;mso-height-percent:0;mso-wrap-distance-left:9pt;mso-wrap-distance-top:0;mso-wrap-distance-right:9pt;mso-wrap-distance-bottom:0;mso-position-horizontal:absolute;mso-position-horizontal-relative:text;mso-position-vertical:absolute;mso-position-vertical-relative:text;mso-width-percent:0;mso-height-percent:0;mso-width-relative:margin;mso-height-relative:margin;v-text-anchor:middle" arcsize="10923f" o:gfxdata="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" fillcolor="#0070c0" stroked="f">
+              <v:roundrect w14:anchorId="146E76B7" id="Rectangle: Rounded Corners 3" o:spid="_x0000_s1026" alt="&quot;&quot;" style="position:absolute;left:0;text-align:left;margin-left:156.5pt;margin-top:-2.1pt;width:200.5pt;height:28.35pt;z-index:251658241;visibility:visible;mso-wrap-style:square;mso-width-percent:0;mso-height-percent:0;mso-wrap-distance-left:9pt;mso-wrap-distance-top:0;mso-wrap-distance-right:9pt;mso-wrap-distance-bottom:0;mso-position-horizontal:absolute;mso-position-horizontal-relative:text;mso-position-vertical:absolute;mso-position-vertical-relative:text;mso-width-percent:0;mso-height-percent:0;mso-width-relative:margin;mso-height-relative:margin;v-text-anchor:middle" arcsize="10923f" o:gfxdata="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" fillcolor="#0070c0" stroked="f">
                 <v:shadow on="t" color="black" opacity="29491f" offset="0,1.1pt"/>
                 <v:textbox>
                   <w:txbxContent>
@@ -161,7 +161,6 @@
           </w:placeholder>
           <w:showingPlcHdr/>
         </w:sdtPr>
-        <w:sdtEndPr/>
         <w:sdtContent>
           <w:r>
             <w:rPr>
@@ -296,7 +295,7 @@
           </mc:Choice>
           <mc:Fallback>
             <w:pict>
-              <v:roundrect w14:anchorId="7B27622E" id="Rectangle: Rounded Corners 4" o:spid="_x0000_s1027" alt="&quot;&quot;" style="position:absolute;left:0;text-align:left;margin-left:0;margin-top:16.8pt;width:72.5pt;height:27.75pt;z-index:251658242;visibility:visible;mso-wrap-style:square;mso-width-percent:0;mso-height-percent:0;mso-wrap-distance-left:9pt;mso-wrap-distance-top:0;mso-wrap-distance-right:9pt;mso-wrap-distance-bottom:0;mso-position-horizontal:absolute;mso-position-horizontal-relative:text;mso-position-vertical:absolute;mso-position-vertical-relative:text;mso-width-percent:0;mso-height-percent:0;mso-width-relative:margin;mso-height-relative:margin;v-text-anchor:middle" arcsize="10923f" o:gfxdata="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" fillcolor="#0070c0" strokecolor="#7c5b00 [1605]" strokeweight=".85pt">
+              <v:roundrect w14:anchorId="7B27622E" id="Rectangle: Rounded Corners 4" o:spid="_x0000_s1027" alt="&quot;&quot;" style="position:absolute;left:0;text-align:left;margin-left:0;margin-top:16.8pt;width:72.5pt;height:27.75pt;z-index:251658242;visibility:visible;mso-wrap-style:square;mso-width-percent:0;mso-height-percent:0;mso-wrap-distance-left:9pt;mso-wrap-distance-top:0;mso-wrap-distance-right:9pt;mso-wrap-distance-bottom:0;mso-position-horizontal:absolute;mso-position-horizontal-relative:text;mso-position-vertical:absolute;mso-position-vertical-relative:text;mso-width-percent:0;mso-height-percent:0;mso-width-relative:margin;mso-height-relative:margin;v-text-anchor:middle" arcsize="10923f" o:gfxdata="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" fillcolor="#0070c0" strokecolor="#7c5b00 [1605]" strokeweight=".85pt">
                 <v:textbox>
                   <w:txbxContent>
                     <w:p>
@@ -382,7 +381,6 @@
             <w:calendar w:val="gregorian"/>
           </w:date>
         </w:sdtPr>
-        <w:sdtEndPr/>
         <w:sdtContent>
           <w:r>
             <w:rPr>
@@ -510,7 +508,7 @@
           </mc:Choice>
           <mc:Fallback>
             <w:pict>
-              <v:roundrect w14:anchorId="641AFFC9" id="Rectangle: Rounded Corners 1" o:spid="_x0000_s1028" alt="&quot;&quot;" style="width:125.5pt;height:27.75pt;visibility:visible;mso-wrap-style:square;mso-left-percent:-10001;mso-top-percent:-10001;mso-position-horizontal:absolute;mso-position-horizontal-relative:char;mso-position-vertical:absolute;mso-position-vertical-relative:line;mso-left-percent:-10001;mso-top-percent:-10001;v-text-anchor:middle" arcsize="10923f" o:gfxdata="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" fillcolor="#0070c0" strokecolor="#1a606e [1604]" strokeweight=".85pt">
+              <v:roundrect w14:anchorId="641AFFC9" id="Rectangle: Rounded Corners 1" o:spid="_x0000_s1028" alt="&quot;&quot;" style="width:125.5pt;height:27.75pt;visibility:visible;mso-wrap-style:square;mso-left-percent:-10001;mso-top-percent:-10001;mso-position-horizontal:absolute;mso-position-horizontal-relative:char;mso-position-vertical:absolute;mso-position-vertical-relative:line;mso-left-percent:-10001;mso-top-percent:-10001;v-text-anchor:middle" arcsize="10923f" o:gfxdata="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" fillcolor="#0070c0" strokecolor="#1a606e [1604]" strokeweight=".85pt">
                 <v:textbox>
                   <w:txbxContent>
                     <w:p>
@@ -564,7 +562,6 @@
           </w:placeholder>
           <w:showingPlcHdr/>
         </w:sdtPr>
-        <w:sdtEndPr/>
         <w:sdtContent>
           <w:r>
             <w:rPr>
@@ -724,7 +721,7 @@
           </mc:Choice>
           <mc:Fallback>
             <w:pict>
-              <v:roundrect w14:anchorId="4C4E164E" id="Rectangle: Rounded Corners 2" o:spid="_x0000_s1029" alt="&quot;&quot;" style="position:absolute;left:0;text-align:left;margin-left:0;margin-top:7.2pt;width:122.25pt;height:25.5pt;z-index:251658243;visibility:visible;mso-wrap-style:square;mso-width-percent:0;mso-height-percent:0;mso-wrap-distance-left:9pt;mso-wrap-distance-top:0;mso-wrap-distance-right:9pt;mso-wrap-distance-bottom:0;mso-position-horizontal:left;mso-position-horizontal-relative:margin;mso-position-vertical:absolute;mso-position-vertical-relative:text;mso-width-percent:0;mso-height-percent:0;mso-width-relative:margin;mso-height-relative:margin;v-text-anchor:middle" arcsize="10923f" o:gfxdata="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" fillcolor="#0070c0" strokecolor="#1a606e [1604]" strokeweight=".85pt">
+              <v:roundrect w14:anchorId="4C4E164E" id="Rectangle: Rounded Corners 2" o:spid="_x0000_s1029" alt="&quot;&quot;" style="position:absolute;left:0;text-align:left;margin-left:0;margin-top:7.2pt;width:122.25pt;height:25.5pt;z-index:251658243;visibility:visible;mso-wrap-style:square;mso-width-percent:0;mso-height-percent:0;mso-wrap-distance-left:9pt;mso-wrap-distance-top:0;mso-wrap-distance-right:9pt;mso-wrap-distance-bottom:0;mso-position-horizontal:left;mso-position-horizontal-relative:margin;mso-position-vertical:absolute;mso-position-vertical-relative:text;mso-width-percent:0;mso-height-percent:0;mso-width-relative:margin;mso-height-relative:margin;v-text-anchor:middle" arcsize="10923f" o:gfxdata="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" fillcolor="#0070c0" strokecolor="#1a606e [1604]" strokeweight=".85pt">
                 <v:textbox>
                   <w:txbxContent>
                     <w:p>
@@ -805,7 +802,6 @@
           </w:placeholder>
           <w:showingPlcHdr/>
         </w:sdtPr>
-        <w:sdtEndPr/>
         <w:sdtContent>
           <w:r>
             <w:rPr>
@@ -852,7 +848,6 @@
           </w:placeholder>
           <w:showingPlcHdr/>
         </w:sdtPr>
-        <w:sdtEndPr/>
         <w:sdtContent>
           <w:r>
             <w:rPr>
@@ -910,7 +905,6 @@
           </w:placeholder>
           <w:showingPlcHdr/>
         </w:sdtPr>
-        <w:sdtEndPr/>
         <w:sdtContent>
           <w:r>
             <w:rPr>
@@ -1051,7 +1045,7 @@
           </mc:Choice>
           <mc:Fallback>
             <w:pict>
-              <v:roundrect w14:anchorId="6B09208E" id="Rectangle: Rounded Corners 5" o:spid="_x0000_s1030" alt="&quot;&quot;" style="position:absolute;left:0;text-align:left;margin-left:0;margin-top:7.85pt;width:193.5pt;height:27pt;z-index:251658244;visibility:visible;mso-wrap-style:square;mso-width-percent:0;mso-height-percent:0;mso-wrap-distance-left:9pt;mso-wrap-distance-top:0;mso-wrap-distance-right:9pt;mso-wrap-distance-bottom:0;mso-position-horizontal:left;mso-position-horizontal-relative:text;mso-position-vertical:absolute;mso-position-vertical-relative:text;mso-width-percent:0;mso-height-percent:0;mso-width-relative:margin;mso-height-relative:margin;v-text-anchor:middle" arcsize="10923f" o:gfxdata="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" fillcolor="#0070c0" strokecolor="#1a606e [1604]" strokeweight=".85pt">
+              <v:roundrect w14:anchorId="6B09208E" id="Rectangle: Rounded Corners 5" o:spid="_x0000_s1030" alt="&quot;&quot;" style="position:absolute;left:0;text-align:left;margin-left:0;margin-top:7.85pt;width:193.5pt;height:27pt;z-index:251658244;visibility:visible;mso-wrap-style:square;mso-width-percent:0;mso-height-percent:0;mso-wrap-distance-left:9pt;mso-wrap-distance-top:0;mso-wrap-distance-right:9pt;mso-wrap-distance-bottom:0;mso-position-horizontal:left;mso-position-horizontal-relative:text;mso-position-vertical:absolute;mso-position-vertical-relative:text;mso-width-percent:0;mso-height-percent:0;mso-width-relative:margin;mso-height-relative:margin;v-text-anchor:middle" arcsize="10923f" o:gfxdata="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" fillcolor="#0070c0" strokecolor="#1a606e [1604]" strokeweight=".85pt">
                 <v:textbox>
                   <w:txbxContent>
                     <w:p>
@@ -1131,7 +1125,6 @@
           </w:placeholder>
           <w:showingPlcHdr/>
         </w:sdtPr>
-        <w:sdtEndPr/>
         <w:sdtContent>
           <w:r>
             <w:rPr>
@@ -1178,7 +1171,6 @@
           </w:placeholder>
           <w:showingPlcHdr/>
         </w:sdtPr>
-        <w:sdtEndPr/>
         <w:sdtContent>
           <w:r>
             <w:rPr>
@@ -1227,7 +1219,6 @@
           </w:placeholder>
           <w:showingPlcHdr/>
         </w:sdtPr>
-        <w:sdtEndPr/>
         <w:sdtContent>
           <w:r>
             <w:rPr>
@@ -1276,7 +1267,6 @@
           </w:placeholder>
           <w:showingPlcHdr/>
         </w:sdtPr>
-        <w:sdtEndPr/>
         <w:sdtContent>
           <w:r>
             <w:rPr>
@@ -1427,7 +1417,7 @@
           </mc:Choice>
           <mc:Fallback>
             <w:pict>
-              <v:roundrect w14:anchorId="764FDCE6" id="Rectangle: Rounded Corners 7" o:spid="_x0000_s1031" alt="&quot;&quot;" style="position:absolute;left:0;text-align:left;margin-left:0;margin-top:2.75pt;width:189pt;height:25.5pt;z-index:251658245;visibility:visible;mso-wrap-style:square;mso-width-percent:0;mso-height-percent:0;mso-wrap-distance-left:9pt;mso-wrap-distance-top:0;mso-wrap-distance-right:9pt;mso-wrap-distance-bottom:0;mso-position-horizontal:absolute;mso-position-horizontal-relative:text;mso-position-vertical:absolute;mso-position-vertical-relative:text;mso-width-percent:0;mso-height-percent:0;mso-width-relative:margin;mso-height-relative:margin;v-text-anchor:middle" arcsize="10923f" o:gfxdata="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" fillcolor="#0070c0" strokecolor="#1a606e [1604]" strokeweight=".85pt">
+              <v:roundrect w14:anchorId="764FDCE6" id="Rectangle: Rounded Corners 7" o:spid="_x0000_s1031" alt="&quot;&quot;" style="position:absolute;left:0;text-align:left;margin-left:0;margin-top:2.75pt;width:189pt;height:25.5pt;z-index:251658245;visibility:visible;mso-wrap-style:square;mso-width-percent:0;mso-height-percent:0;mso-wrap-distance-left:9pt;mso-wrap-distance-top:0;mso-wrap-distance-right:9pt;mso-wrap-distance-bottom:0;mso-position-horizontal:absolute;mso-position-horizontal-relative:text;mso-position-vertical:absolute;mso-position-vertical-relative:text;mso-width-percent:0;mso-height-percent:0;mso-width-relative:margin;mso-height-relative:margin;v-text-anchor:middle" arcsize="10923f" o:gfxdata="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" fillcolor="#0070c0" strokecolor="#1a606e [1604]" strokeweight=".85pt">
                 <v:textbox>
                   <w:txbxContent>
                     <w:p>
@@ -1498,7 +1488,6 @@
           </w:placeholder>
           <w:showingPlcHdr/>
         </w:sdtPr>
-        <w:sdtEndPr/>
         <w:sdtContent>
           <w:r>
             <w:rPr>
@@ -1547,7 +1536,6 @@
           </w:placeholder>
           <w:showingPlcHdr/>
         </w:sdtPr>
-        <w:sdtEndPr/>
         <w:sdtContent>
           <w:r>
             <w:rPr>
@@ -1596,7 +1584,6 @@
           </w:placeholder>
           <w:showingPlcHdr/>
         </w:sdtPr>
-        <w:sdtEndPr/>
         <w:sdtContent>
           <w:r>
             <w:rPr>
@@ -1647,7 +1634,6 @@
           </w:placeholder>
           <w:showingPlcHdr/>
         </w:sdtPr>
-        <w:sdtEndPr/>
         <w:sdtContent>
           <w:r>
             <w:rPr>
@@ -1690,7 +1676,6 @@
           </w:placeholder>
           <w:showingPlcHdr/>
         </w:sdtPr>
-        <w:sdtEndPr/>
         <w:sdtContent>
           <w:r>
             <w:rPr>
@@ -1848,7 +1833,7 @@
           </mc:Choice>
           <mc:Fallback>
             <w:pict>
-              <v:roundrect w14:anchorId="2B4EF190" id="Rectangle: Rounded Corners 8" o:spid="_x0000_s1032" alt="&quot;&quot;" style="position:absolute;left:0;text-align:left;margin-left:223.5pt;margin-top:4.7pt;width:205.5pt;height:28.5pt;z-index:251658246;visibility:visible;mso-wrap-style:square;mso-width-percent:0;mso-height-percent:0;mso-wrap-distance-left:9pt;mso-wrap-distance-top:0;mso-wrap-distance-right:9pt;mso-wrap-distance-bottom:0;mso-position-horizontal:absolute;mso-position-horizontal-relative:text;mso-position-vertical:absolute;mso-position-vertical-relative:text;mso-width-percent:0;mso-height-percent:0;mso-width-relative:margin;mso-height-relative:margin;v-text-anchor:middle" arcsize="10923f" o:gfxdata="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" fillcolor="#0070c0" strokecolor="#1a606e [1604]" strokeweight=".85pt">
+              <v:roundrect w14:anchorId="2B4EF190" id="Rectangle: Rounded Corners 8" o:spid="_x0000_s1032" alt="&quot;&quot;" style="position:absolute;left:0;text-align:left;margin-left:223.5pt;margin-top:4.7pt;width:205.5pt;height:28.5pt;z-index:251658246;visibility:visible;mso-wrap-style:square;mso-width-percent:0;mso-height-percent:0;mso-wrap-distance-left:9pt;mso-wrap-distance-top:0;mso-wrap-distance-right:9pt;mso-wrap-distance-bottom:0;mso-position-horizontal:absolute;mso-position-horizontal-relative:text;mso-position-vertical:absolute;mso-position-vertical-relative:text;mso-width-percent:0;mso-height-percent:0;mso-width-relative:margin;mso-height-relative:margin;v-text-anchor:middle" arcsize="10923f" o:gfxdata="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" fillcolor="#0070c0" strokecolor="#1a606e [1604]" strokeweight=".85pt">
                 <v:textbox>
                   <w:txbxContent>
                     <w:p>
@@ -1906,7 +1891,6 @@
           </w:placeholder>
           <w:showingPlcHdr/>
         </w:sdtPr>
-        <w:sdtEndPr/>
         <w:sdtContent>
           <w:r>
             <w:rPr>
@@ -2078,7 +2062,7 @@
           </mc:Choice>
           <mc:Fallback>
             <w:pict>
-              <v:roundrect w14:anchorId="2DA9845A" id="Rectangle: Rounded Corners 9" o:spid="_x0000_s1033" alt="&quot;&quot;" style="position:absolute;left:0;text-align:left;margin-left:229.5pt;margin-top:1.45pt;width:199.5pt;height:30pt;z-index:251658247;visibility:visible;mso-wrap-style:square;mso-width-percent:0;mso-height-percent:0;mso-wrap-distance-left:9pt;mso-wrap-distance-top:0;mso-wrap-distance-right:9pt;mso-wrap-distance-bottom:0;mso-position-horizontal:absolute;mso-position-horizontal-relative:text;mso-position-vertical:absolute;mso-position-vertical-relative:text;mso-width-percent:0;mso-height-percent:0;mso-width-relative:margin;mso-height-relative:margin;v-text-anchor:middle" arcsize="10923f" o:gfxdata="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" fillcolor="#0070c0" strokecolor="#1a606e [1604]" strokeweight=".85pt">
+              <v:roundrect w14:anchorId="2DA9845A" id="Rectangle: Rounded Corners 9" o:spid="_x0000_s1033" alt="&quot;&quot;" style="position:absolute;left:0;text-align:left;margin-left:229.5pt;margin-top:1.45pt;width:199.5pt;height:30pt;z-index:251658247;visibility:visible;mso-wrap-style:square;mso-width-percent:0;mso-height-percent:0;mso-wrap-distance-left:9pt;mso-wrap-distance-top:0;mso-wrap-distance-right:9pt;mso-wrap-distance-bottom:0;mso-position-horizontal:absolute;mso-position-horizontal-relative:text;mso-position-vertical:absolute;mso-position-vertical-relative:text;mso-width-percent:0;mso-height-percent:0;mso-width-relative:margin;mso-height-relative:margin;v-text-anchor:middle" arcsize="10923f" o:gfxdata="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" fillcolor="#0070c0" strokecolor="#1a606e [1604]" strokeweight=".85pt">
                 <v:textbox>
                   <w:txbxContent>
                     <w:p>
@@ -2126,7 +2110,6 @@
         </w:placeholder>
         <w:showingPlcHdr/>
       </w:sdtPr>
-      <w:sdtEndPr/>
       <w:sdtContent>
         <w:p>
           <w:pPr>
@@ -2355,7 +2338,7 @@
           </mc:Choice>
           <mc:Fallback>
             <w:pict>
-              <v:roundrect w14:anchorId="791F3B5E" id="Rectangle: Rounded Corners 10" o:spid="_x0000_s1034" alt="&quot;&quot;" style="position:absolute;left:0;text-align:left;margin-left:229.5pt;margin-top:6.6pt;width:204pt;height:30pt;z-index:251658248;visibility:visible;mso-wrap-style:square;mso-width-percent:0;mso-height-percent:0;mso-wrap-distance-left:9pt;mso-wrap-distance-top:0;mso-wrap-distance-right:9pt;mso-wrap-distance-bottom:0;mso-position-horizontal:absolute;mso-position-horizontal-relative:text;mso-position-vertical:absolute;mso-position-vertical-relative:text;mso-width-percent:0;mso-height-percent:0;mso-width-relative:margin;mso-height-relative:margin;v-text-anchor:middle" arcsize="10923f" o:gfxdata="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" fillcolor="#0070c0" strokecolor="#1a606e [1604]" strokeweight=".85pt">
+              <v:roundrect w14:anchorId="791F3B5E" id="Rectangle: Rounded Corners 10" o:spid="_x0000_s1034" alt="&quot;&quot;" style="position:absolute;left:0;text-align:left;margin-left:229.5pt;margin-top:6.6pt;width:204pt;height:30pt;z-index:251658248;visibility:visible;mso-wrap-style:square;mso-width-percent:0;mso-height-percent:0;mso-wrap-distance-left:9pt;mso-wrap-distance-top:0;mso-wrap-distance-right:9pt;mso-wrap-distance-bottom:0;mso-position-horizontal:absolute;mso-position-horizontal-relative:text;mso-position-vertical:absolute;mso-position-vertical-relative:text;mso-width-percent:0;mso-height-percent:0;mso-width-relative:margin;mso-height-relative:margin;v-text-anchor:middle" arcsize="10923f" o:gfxdata="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" fillcolor="#0070c0" strokecolor="#1a606e [1604]" strokeweight=".85pt">
                 <v:textbox>
                   <w:txbxContent>
                     <w:p>
@@ -2595,7 +2578,6 @@
               <w:docPart w:val="F80ED095B32646C0B8DB9752F125AC42"/>
             </w:placeholder>
           </w:sdtPr>
-          <w:sdtEndPr/>
           <w:sdtContent>
             <w:tc>
               <w:tcPr>
@@ -2632,7 +2614,6 @@
               <w:docPart w:val="DefaultPlaceholder_-1854013440"/>
             </w:placeholder>
           </w:sdtPr>
-          <w:sdtEndPr/>
           <w:sdtContent>
             <w:tc>
               <w:tcPr>
@@ -2673,7 +2654,6 @@
               <w:docPart w:val="DefaultPlaceholder_-1854013440"/>
             </w:placeholder>
           </w:sdtPr>
-          <w:sdtEndPr/>
           <w:sdtContent>
             <w:tc>
               <w:tcPr>
@@ -2714,7 +2694,6 @@
               <w:docPart w:val="DefaultPlaceholder_-1854013440"/>
             </w:placeholder>
           </w:sdtPr>
-          <w:sdtEndPr/>
           <w:sdtContent>
             <w:tc>
               <w:tcPr>
@@ -2753,7 +2732,6 @@
               <w:docPart w:val="DefaultPlaceholder_-1854013440"/>
             </w:placeholder>
           </w:sdtPr>
-          <w:sdtEndPr/>
           <w:sdtContent>
             <w:tc>
               <w:tcPr>
@@ -2794,7 +2772,6 @@
               <w:docPart w:val="DefaultPlaceholder_-1854013440"/>
             </w:placeholder>
           </w:sdtPr>
-          <w:sdtEndPr/>
           <w:sdtContent>
             <w:tc>
               <w:tcPr>
@@ -2835,7 +2812,6 @@
               <w:docPart w:val="DefaultPlaceholder_-1854013440"/>
             </w:placeholder>
           </w:sdtPr>
-          <w:sdtEndPr/>
           <w:sdtContent>
             <w:tc>
               <w:tcPr>
@@ -2876,7 +2852,6 @@
               <w:docPart w:val="DefaultPlaceholder_-1854013440"/>
             </w:placeholder>
           </w:sdtPr>
-          <w:sdtEndPr/>
           <w:sdtContent>
             <w:tc>
               <w:tcPr>
@@ -2917,7 +2892,6 @@
               <w:docPart w:val="DefaultPlaceholder_-1854013440"/>
             </w:placeholder>
           </w:sdtPr>
-          <w:sdtEndPr/>
           <w:sdtContent>
             <w:tc>
               <w:tcPr>
@@ -2958,7 +2932,6 @@
               <w:docPart w:val="DefaultPlaceholder_-1854013440"/>
             </w:placeholder>
           </w:sdtPr>
-          <w:sdtEndPr/>
           <w:sdtContent>
             <w:tc>
               <w:tcPr>
@@ -2999,7 +2972,6 @@
               <w:docPart w:val="DefaultPlaceholder_-1854013440"/>
             </w:placeholder>
           </w:sdtPr>
-          <w:sdtEndPr/>
           <w:sdtContent>
             <w:tc>
               <w:tcPr>
@@ -3040,7 +3012,6 @@
               <w:docPart w:val="DefaultPlaceholder_-1854013440"/>
             </w:placeholder>
           </w:sdtPr>
-          <w:sdtEndPr/>
           <w:sdtContent>
             <w:tc>
               <w:tcPr>
@@ -3081,7 +3052,6 @@
               <w:docPart w:val="DefaultPlaceholder_-1854013440"/>
             </w:placeholder>
           </w:sdtPr>
-          <w:sdtEndPr/>
           <w:sdtContent>
             <w:tc>
               <w:tcPr>
@@ -3122,7 +3092,6 @@
               <w:docPart w:val="DefaultPlaceholder_-1854013440"/>
             </w:placeholder>
           </w:sdtPr>
-          <w:sdtEndPr/>
           <w:sdtContent>
             <w:tc>
               <w:tcPr>
@@ -3163,7 +3132,6 @@
               <w:docPart w:val="DefaultPlaceholder_-1854013440"/>
             </w:placeholder>
           </w:sdtPr>
-          <w:sdtEndPr/>
           <w:sdtContent>
             <w:tc>
               <w:tcPr>
@@ -3204,7 +3172,6 @@
               <w:docPart w:val="DefaultPlaceholder_-1854013440"/>
             </w:placeholder>
           </w:sdtPr>
-          <w:sdtEndPr/>
           <w:sdtContent>
             <w:tc>
               <w:tcPr>
@@ -3245,7 +3212,6 @@
               <w:docPart w:val="DefaultPlaceholder_-1854013440"/>
             </w:placeholder>
           </w:sdtPr>
-          <w:sdtEndPr/>
           <w:sdtContent>
             <w:tc>
               <w:tcPr>
@@ -3286,7 +3252,6 @@
               <w:docPart w:val="DefaultPlaceholder_-1854013440"/>
             </w:placeholder>
           </w:sdtPr>
-          <w:sdtEndPr/>
           <w:sdtContent>
             <w:tc>
               <w:tcPr>
@@ -3327,7 +3292,6 @@
               <w:docPart w:val="DefaultPlaceholder_-1854013440"/>
             </w:placeholder>
           </w:sdtPr>
-          <w:sdtEndPr/>
           <w:sdtContent>
             <w:tc>
               <w:tcPr>
@@ -3368,7 +3332,6 @@
               <w:docPart w:val="DefaultPlaceholder_-1854013440"/>
             </w:placeholder>
           </w:sdtPr>
-          <w:sdtEndPr/>
           <w:sdtContent>
             <w:tc>
               <w:tcPr>
@@ -3409,7 +3372,6 @@
               <w:docPart w:val="DefaultPlaceholder_-1854013440"/>
             </w:placeholder>
           </w:sdtPr>
-          <w:sdtEndPr/>
           <w:sdtContent>
             <w:tc>
               <w:tcPr>
@@ -3450,7 +3412,6 @@
               <w:docPart w:val="DefaultPlaceholder_-1854013440"/>
             </w:placeholder>
           </w:sdtPr>
-          <w:sdtEndPr/>
           <w:sdtContent>
             <w:tc>
               <w:tcPr>
@@ -3489,7 +3450,6 @@
               <w:docPart w:val="DefaultPlaceholder_-1854013440"/>
             </w:placeholder>
           </w:sdtPr>
-          <w:sdtEndPr/>
           <w:sdtContent>
             <w:tc>
               <w:tcPr>
@@ -3526,7 +3486,6 @@
               <w:docPart w:val="DefaultPlaceholder_-1854013440"/>
             </w:placeholder>
           </w:sdtPr>
-          <w:sdtEndPr/>
           <w:sdtContent>
             <w:tc>
               <w:tcPr>
@@ -3567,7 +3526,6 @@
               <w:docPart w:val="DefaultPlaceholder_-1854013440"/>
             </w:placeholder>
           </w:sdtPr>
-          <w:sdtEndPr/>
           <w:sdtContent>
             <w:tc>
               <w:tcPr>
@@ -3608,7 +3566,6 @@
               <w:docPart w:val="DefaultPlaceholder_-1854013440"/>
             </w:placeholder>
           </w:sdtPr>
-          <w:sdtEndPr/>
           <w:sdtContent>
             <w:tc>
               <w:tcPr>
@@ -3649,7 +3606,6 @@
               <w:docPart w:val="DefaultPlaceholder_-1854013440"/>
             </w:placeholder>
           </w:sdtPr>
-          <w:sdtEndPr/>
           <w:sdtContent>
             <w:tc>
               <w:tcPr>
@@ -3690,7 +3646,6 @@
               <w:docPart w:val="DefaultPlaceholder_-1854013440"/>
             </w:placeholder>
           </w:sdtPr>
-          <w:sdtEndPr/>
           <w:sdtContent>
             <w:tc>
               <w:tcPr>
@@ -3802,7 +3757,6 @@
           </w:placeholder>
           <w:showingPlcHdr/>
         </w:sdtPr>
-        <w:sdtEndPr/>
         <w:sdtContent>
           <w:r>
             <w:rPr>
@@ -3884,7 +3838,6 @@
           </w:placeholder>
           <w:showingPlcHdr/>
         </w:sdtPr>
-        <w:sdtEndPr/>
         <w:sdtContent>
           <w:r>
             <w:rPr>
@@ -3966,7 +3919,6 @@
           </w:placeholder>
           <w:showingPlcHdr/>
         </w:sdtPr>
-        <w:sdtEndPr/>
         <w:sdtContent>
           <w:r>
             <w:rPr>
@@ -4048,7 +4000,6 @@
           </w:placeholder>
           <w:showingPlcHdr/>
         </w:sdtPr>
-        <w:sdtEndPr/>
         <w:sdtContent>
           <w:r>
             <w:rPr>
@@ -4211,7 +4162,7 @@
           </mc:Choice>
           <mc:Fallback>
             <w:pict>
-              <v:roundrect w14:anchorId="350D3C68" id="Rectangle: Rounded Corners 11" o:spid="_x0000_s1035" alt="&quot;&quot;" style="position:absolute;left:0;text-align:left;margin-left:.75pt;margin-top:4.5pt;width:238.5pt;height:27pt;z-index:251658249;visibility:visible;mso-wrap-style:square;mso-width-percent:0;mso-height-percent:0;mso-wrap-distance-left:9pt;mso-wrap-distance-top:0;mso-wrap-distance-right:9pt;mso-wrap-distance-bottom:0;mso-position-horizontal:absolute;mso-position-horizontal-relative:text;mso-position-vertical:absolute;mso-position-vertical-relative:text;mso-width-percent:0;mso-height-percent:0;mso-width-relative:margin;mso-height-relative:margin;v-text-anchor:middle" arcsize="10923f" o:gfxdata="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" fillcolor="#0070c0" strokecolor="#1a606e [1604]" strokeweight=".85pt">
+              <v:roundrect w14:anchorId="350D3C68" id="Rectangle: Rounded Corners 11" o:spid="_x0000_s1035" alt="&quot;&quot;" style="position:absolute;left:0;text-align:left;margin-left:.75pt;margin-top:4.5pt;width:238.5pt;height:27pt;z-index:251658249;visibility:visible;mso-wrap-style:square;mso-width-percent:0;mso-height-percent:0;mso-wrap-distance-left:9pt;mso-wrap-distance-top:0;mso-wrap-distance-right:9pt;mso-wrap-distance-bottom:0;mso-position-horizontal:absolute;mso-position-horizontal-relative:text;mso-position-vertical:absolute;mso-position-vertical-relative:text;mso-width-percent:0;mso-height-percent:0;mso-width-relative:margin;mso-height-relative:margin;v-text-anchor:middle" arcsize="10923f" o:gfxdata="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" fillcolor="#0070c0" strokecolor="#1a606e [1604]" strokeweight=".85pt">
                 <v:textbox>
                   <w:txbxContent>
                     <w:p>
@@ -4350,7 +4301,25 @@
           <w:sz w:val="16"/>
           <w:szCs w:val="16"/>
         </w:rPr>
-        <w:t xml:space="preserve">I hereby authorize the work to be done along with the necessary material, and hereby grant you and/or your </w:t>
+        <w:t xml:space="preserve">I hereby authorize the work to be done along with the necessary </w:t>
+      </w:r>
+      <w:proofErr w:type="gramStart"/>
+      <w:r>
+        <w:rPr>
+          <w:rFonts w:cs="Times New Roman"/>
+          <w:sz w:val="16"/>
+          <w:szCs w:val="16"/>
+        </w:rPr>
+        <w:t>material, and</w:t>
+      </w:r>
+      <w:proofErr w:type="gramEnd"/>
+      <w:r>
+        <w:rPr>
+          <w:rFonts w:cs="Times New Roman"/>
+          <w:sz w:val="16"/>
+          <w:szCs w:val="16"/>
+        </w:rPr>
+        <w:t xml:space="preserve"> hereby grant you and/or your </w:t>
       </w:r>
       <w:proofErr w:type="gramStart"/>
       <w:r>
@@ -4368,7 +4337,25 @@
           <w:sz w:val="16"/>
           <w:szCs w:val="16"/>
         </w:rPr>
-        <w:t xml:space="preserve"> permission to operate the car or truck herein described on streets, highways, or elsewhere for the purpose of testing and/or inspection. An expressed mechanic’s lien is hereby acknowledged on the above car or truck to secure the </w:t>
+        <w:t xml:space="preserve"> permission to operate the car or truck herein described on streets, highways, or elsewhere for the purpose of testing and/or inspection. An expressed mechanic’s </w:t>
+      </w:r>
+      <w:proofErr w:type="gramStart"/>
+      <w:r>
+        <w:rPr>
+          <w:rFonts w:cs="Times New Roman"/>
+          <w:sz w:val="16"/>
+          <w:szCs w:val="16"/>
+        </w:rPr>
+        <w:t>lien</w:t>
+      </w:r>
+      <w:proofErr w:type="gramEnd"/>
+      <w:r>
+        <w:rPr>
+          <w:rFonts w:cs="Times New Roman"/>
+          <w:sz w:val="16"/>
+          <w:szCs w:val="16"/>
+        </w:rPr>
+        <w:t xml:space="preserve"> is hereby acknowledged on the above car or truck to secure the </w:t>
       </w:r>
       <w:proofErr w:type="gramStart"/>
       <w:r>
@@ -4551,7 +4538,7 @@
           </mc:Choice>
           <mc:Fallback>
             <w:pict>
-              <v:roundrect w14:anchorId="122709CB" id="Rectangle: Rounded Corners 13" o:spid="_x0000_s1036" alt="&quot;&quot;" style="position:absolute;left:0;text-align:left;margin-left:445.5pt;margin-top:2.2pt;width:66.5pt;height:26.25pt;z-index:251658251;visibility:visible;mso-wrap-style:square;mso-width-percent:0;mso-height-percent:0;mso-wrap-distance-left:9pt;mso-wrap-distance-top:0;mso-wrap-distance-right:9pt;mso-wrap-distance-bottom:0;mso-position-horizontal:absolute;mso-position-horizontal-relative:text;mso-position-vertical:absolute;mso-position-vertical-relative:text;mso-width-percent:0;mso-height-percent:0;mso-width-relative:margin;mso-height-relative:margin;v-text-anchor:middle" arcsize="10923f" o:gfxdata="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" fillcolor="#0070c0" strokecolor="#1a606e [1604]" strokeweight=".85pt">
+              <v:roundrect w14:anchorId="122709CB" id="Rectangle: Rounded Corners 13" o:spid="_x0000_s1036" alt="&quot;&quot;" style="position:absolute;left:0;text-align:left;margin-left:445.5pt;margin-top:2.2pt;width:66.5pt;height:26.25pt;z-index:251658251;visibility:visible;mso-wrap-style:square;mso-width-percent:0;mso-height-percent:0;mso-wrap-distance-left:9pt;mso-wrap-distance-top:0;mso-wrap-distance-right:9pt;mso-wrap-distance-bottom:0;mso-position-horizontal:absolute;mso-position-horizontal-relative:text;mso-position-vertical:absolute;mso-position-vertical-relative:text;mso-width-percent:0;mso-height-percent:0;mso-width-relative:margin;mso-height-relative:margin;v-text-anchor:middle" arcsize="10923f" o:gfxdata="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" fillcolor="#0070c0" strokecolor="#1a606e [1604]" strokeweight=".85pt">
                 <v:textbox>
                   <w:txbxContent>
                     <w:p>
@@ -4676,7 +4663,7 @@
           </mc:Choice>
           <mc:Fallback>
             <w:pict>
-              <v:rect w14:anchorId="12BEE2E5" id="Rectangle 6" o:spid="_x0000_s1037" alt="Sign Here" style="position:absolute;left:0;text-align:left;margin-left:151.5pt;margin-top:2.15pt;width:290.25pt;height:27pt;z-index:251658240;visibility:visible;mso-wrap-style:square;mso-width-percent:0;mso-height-percent:0;mso-wrap-distance-left:9pt;mso-wrap-distance-top:0;mso-wrap-distance-right:9pt;mso-wrap-distance-bottom:0;mso-position-horizontal:absolute;mso-position-horizontal-relative:text;mso-position-vertical:absolute;mso-position-vertical-relative:text;mso-width-percent:0;mso-height-percent:0;mso-width-relative:margin;mso-height-relative:margin;v-text-anchor:middle" o:gfxdata="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" fillcolor="white [3212]" strokecolor="black [3213]" strokeweight="2.25pt">
+              <v:rect w14:anchorId="12BEE2E5" id="Rectangle 6" o:spid="_x0000_s1037" alt="Sign Here" style="position:absolute;left:0;text-align:left;margin-left:151.5pt;margin-top:2.15pt;width:290.25pt;height:27pt;z-index:251658240;visibility:visible;mso-wrap-style:square;mso-width-percent:0;mso-height-percent:0;mso-wrap-distance-left:9pt;mso-wrap-distance-top:0;mso-wrap-distance-right:9pt;mso-wrap-distance-bottom:0;mso-position-horizontal:absolute;mso-position-horizontal-relative:text;mso-position-vertical:absolute;mso-position-vertical-relative:text;mso-width-percent:0;mso-height-percent:0;mso-width-relative:margin;mso-height-relative:margin;v-text-anchor:middle" o:gfxdata="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" fillcolor="white [3212]" strokecolor="black [3213]" strokeweight="2.25pt">
                 <v:textbox>
                   <w:txbxContent>
                     <w:p>
@@ -4795,7 +4782,7 @@
           </mc:Choice>
           <mc:Fallback>
             <w:pict>
-              <v:roundrect w14:anchorId="194B2BA5" id="Rectangle: Rounded Corners 12" o:spid="_x0000_s1038" alt="&quot;&quot;" style="position:absolute;left:0;text-align:left;margin-left:.75pt;margin-top:2.15pt;width:150.75pt;height:27pt;z-index:251658250;visibility:visible;mso-wrap-style:square;mso-width-percent:0;mso-height-percent:0;mso-wrap-distance-left:9pt;mso-wrap-distance-top:0;mso-wrap-distance-right:9pt;mso-wrap-distance-bottom:0;mso-position-horizontal:absolute;mso-position-horizontal-relative:text;mso-position-vertical:absolute;mso-position-vertical-relative:text;mso-width-percent:0;mso-height-percent:0;mso-width-relative:margin;mso-height-relative:margin;v-text-anchor:middle" arcsize="10923f" o:gfxdata="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" fillcolor="#0070c0" strokecolor="#1a606e [1604]" strokeweight=".85pt">
+              <v:roundrect w14:anchorId="194B2BA5" id="Rectangle: Rounded Corners 12" o:spid="_x0000_s1038" alt="&quot;&quot;" style="position:absolute;left:0;text-align:left;margin-left:.75pt;margin-top:2.15pt;width:150.75pt;height:27pt;z-index:251658250;visibility:visible;mso-wrap-style:square;mso-width-percent:0;mso-height-percent:0;mso-wrap-distance-left:9pt;mso-wrap-distance-top:0;mso-wrap-distance-right:9pt;mso-wrap-distance-bottom:0;mso-position-horizontal:absolute;mso-position-horizontal-relative:text;mso-position-vertical:absolute;mso-position-vertical-relative:text;mso-width-percent:0;mso-height-percent:0;mso-width-relative:margin;mso-height-relative:margin;v-text-anchor:middle" arcsize="10923f" o:gfxdata="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" fillcolor="#0070c0" strokecolor="#1a606e [1604]" strokeweight=".85pt">
                 <v:textbox>
                   <w:txbxContent>
                     <w:p>
@@ -4845,7 +4832,6 @@
             <w:calendar w:val="gregorian"/>
           </w:date>
         </w:sdtPr>
-        <w:sdtEndPr/>
         <w:sdtContent>
           <w:r>
             <w:rPr>
@@ -4882,7 +4868,7 @@
 </file>
 
 <file path=word/endnotes.xml><?xml version="1.0" encoding="utf-8"?>
-<w:endnotes xmlns:wpc="http://schemas.microsoft.com/office/word/2010/wordprocessingCanvas" xmlns:cx="http://schemas.microsoft.com/office/drawing/2014/chartex" xmlns:cx1="http://schemas.microsoft.com/office/drawing/2015/9/8/chartex" xmlns:cx2="http://schemas.microsoft.com/office/drawing/2015/10/21/chartex" xmlns:cx3="http://schemas.microsoft.com/office/drawing/2016/5/9/chartex" xmlns:cx4="http://schemas.microsoft.com/office/drawing/2016/5/10/chartex" xmlns:cx5="http://schemas.microsoft.com/office/drawing/2016/5/11/chartex" xmlns:cx6="http://schemas.microsoft.com/office/drawing/2016/5/12/chartex" xmlns:cx7="http://schemas.microsoft.com/office/drawing/2016/5/13/chartex" xmlns:cx8="http://schemas.microsoft.com/office/drawing/2016/5/14/chartex" xmlns:mc="http://schemas.openxmlformats.org/markup-compatibility/2006" xmlns:aink="http://schemas.microsoft.com/office/drawing/2016/ink" xmlns:am3d="http://schemas.microsoft.com/office/drawing/2017/model3d" xmlns:o="urn:schemas-microsoft-com:office:office" xmlns:r="http://schemas.openxmlformats.org/officeDocument/2006/relationships" xmlns:m="http://schemas.openxmlformats.org/officeDocument/2006/math" xmlns:v="urn:schemas-microsoft-com:vml" xmlns:wp14="http://schemas.microsoft.com/office/word/2010/wordprocessingDrawing" xmlns:wp="http://schemas.openxmlformats.org/drawingml/2006/wordprocessingDrawing" xmlns:w10="urn:schemas-microsoft-com:office:word" xmlns:w="http://schemas.openxmlformats.org/wordprocessingml/2006/main" xmlns:w14="http://schemas.microsoft.com/office/word/2010/wordml" xmlns:w15="http://schemas.microsoft.com/office/word/2012/wordml" xmlns:w16cex="http://schemas.microsoft.com/office/word/2018/wordml/cex" xmlns:w16cid="http://schemas.microsoft.com/office/word/2016/wordml/cid" xmlns:w16="http://schemas.microsoft.com/office/word/2018/wordml" xmlns:w16sdtdh="http://schemas.microsoft.com/office/word/2020/wordml/sdtdatahash" xmlns:w16se="http://schemas.microsoft.com/office/word/2015/wordml/symex" xmlns:wpg="http://schemas.microsoft.com/office/word/2010/wordprocessingGroup" xmlns:wpi="http://schemas.microsoft.com/office/word/2010/wordprocessingInk" xmlns:wne="http://schemas.microsoft.com/office/word/2006/wordml" xmlns:wps="http://schemas.microsoft.com/office/word/2010/wordprocessingShape" mc:Ignorable="w14 w15 w16se w16cid w16 w16cex w16sdtdh wp14">
+<w:endnotes xmlns:wpc="http://schemas.microsoft.com/office/word/2010/wordprocessingCanvas" xmlns:cx="http://schemas.microsoft.com/office/drawing/2014/chartex" xmlns:cx1="http://schemas.microsoft.com/office/drawing/2015/9/8/chartex" xmlns:cx2="http://schemas.microsoft.com/office/drawing/2015/10/21/chartex" xmlns:cx3="http://schemas.microsoft.com/office/drawing/2016/5/9/chartex" xmlns:cx4="http://schemas.microsoft.com/office/drawing/2016/5/10/chartex" xmlns:cx5="http://schemas.microsoft.com/office/drawing/2016/5/11/chartex" xmlns:cx6="http://schemas.microsoft.com/office/drawing/2016/5/12/chartex" xmlns:cx7="http://schemas.microsoft.com/office/drawing/2016/5/13/chartex" xmlns:cx8="http://schemas.microsoft.com/office/drawing/2016/5/14/chartex" xmlns:mc="http://schemas.openxmlformats.org/markup-compatibility/2006" xmlns:aink="http://schemas.microsoft.com/office/drawing/2016/ink" xmlns:am3d="http://schemas.microsoft.com/office/drawing/2017/model3d" xmlns:o="urn:schemas-microsoft-com:office:office" xmlns:oel="http://schemas.microsoft.com/office/2019/extlst" xmlns:r="http://schemas.openxmlformats.org/officeDocument/2006/relationships" xmlns:m="http://schemas.openxmlformats.org/officeDocument/2006/math" xmlns:v="urn:schemas-microsoft-com:vml" xmlns:wp14="http://schemas.microsoft.com/office/word/2010/wordprocessingDrawing" xmlns:wp="http://schemas.openxmlformats.org/drawingml/2006/wordprocessingDrawing" xmlns:w10="urn:schemas-microsoft-com:office:word" xmlns:w="http://schemas.openxmlformats.org/wordprocessingml/2006/main" xmlns:w14="http://schemas.microsoft.com/office/word/2010/wordml" xmlns:w15="http://schemas.microsoft.com/office/word/2012/wordml" xmlns:w16cex="http://schemas.microsoft.com/office/word/2018/wordml/cex" xmlns:w16cid="http://schemas.microsoft.com/office/word/2016/wordml/cid" xmlns:w16="http://schemas.microsoft.com/office/word/2018/wordml" xmlns:w16du="http://schemas.microsoft.com/office/word/2023/wordml/word16du" xmlns:w16sdtdh="http://schemas.microsoft.com/office/word/2020/wordml/sdtdatahash" xmlns:w16sdtfl="http://schemas.microsoft.com/office/word/2024/wordml/sdtformatlock" xmlns:w16se="http://schemas.microsoft.com/office/word/2015/wordml/symex" xmlns:wpg="http://schemas.microsoft.com/office/word/2010/wordprocessingGroup" xmlns:wpi="http://schemas.microsoft.com/office/word/2010/wordprocessingInk" xmlns:wne="http://schemas.microsoft.com/office/word/2006/wordml" xmlns:wps="http://schemas.microsoft.com/office/word/2010/wordprocessingShape" mc:Ignorable="w14 w15 w16se w16cid w16 w16cex w16sdtdh w16sdtfl w16du wp14">
   <w:endnote w:type="separator" w:id="-1">
     <w:p>
       <w:pPr>
@@ -4914,7 +4900,7 @@
 </file>
 
 <file path=word/footnotes.xml><?xml version="1.0" encoding="utf-8"?>
-<w:footnotes xmlns:wpc="http://schemas.microsoft.com/office/word/2010/wordprocessingCanvas" xmlns:cx="http://schemas.microsoft.com/office/drawing/2014/chartex" xmlns:cx1="http://schemas.microsoft.com/office/drawing/2015/9/8/chartex" xmlns:cx2="http://schemas.microsoft.com/office/drawing/2015/10/21/chartex" xmlns:cx3="http://schemas.microsoft.com/office/drawing/2016/5/9/chartex" xmlns:cx4="http://schemas.microsoft.com/office/drawing/2016/5/10/chartex" xmlns:cx5="http://schemas.microsoft.com/office/drawing/2016/5/11/chartex" xmlns:cx6="http://schemas.microsoft.com/office/drawing/2016/5/12/chartex" xmlns:cx7="http://schemas.microsoft.com/office/drawing/2016/5/13/chartex" xmlns:cx8="http://schemas.microsoft.com/office/drawing/2016/5/14/chartex" xmlns:mc="http://schemas.openxmlformats.org/markup-compatibility/2006" xmlns:aink="http://schemas.microsoft.com/office/drawing/2016/ink" xmlns:am3d="http://schemas.microsoft.com/office/drawing/2017/model3d" xmlns:o="urn:schemas-microsoft-com:office:office" xmlns:r="http://schemas.openxmlformats.org/officeDocument/2006/relationships" xmlns:m="http://schemas.openxmlformats.org/officeDocument/2006/math" xmlns:v="urn:schemas-microsoft-com:vml" xmlns:wp14="http://schemas.microsoft.com/office/word/2010/wordprocessingDrawing" xmlns:wp="http://schemas.openxmlformats.org/drawingml/2006/wordprocessingDrawing" xmlns:w10="urn:schemas-microsoft-com:office:word" xmlns:w="http://schemas.openxmlformats.org/wordprocessingml/2006/main" xmlns:w14="http://schemas.microsoft.com/office/word/2010/wordml" xmlns:w15="http://schemas.microsoft.com/office/word/2012/wordml" xmlns:w16cex="http://schemas.microsoft.com/office/word/2018/wordml/cex" xmlns:w16cid="http://schemas.microsoft.com/office/word/2016/wordml/cid" xmlns:w16="http://schemas.microsoft.com/office/word/2018/wordml" xmlns:w16sdtdh="http://schemas.microsoft.com/office/word/2020/wordml/sdtdatahash" xmlns:w16se="http://schemas.microsoft.com/office/word/2015/wordml/symex" xmlns:wpg="http://schemas.microsoft.com/office/word/2010/wordprocessingGroup" xmlns:wpi="http://schemas.microsoft.com/office/word/2010/wordprocessingInk" xmlns:wne="http://schemas.microsoft.com/office/word/2006/wordml" xmlns:wps="http://schemas.microsoft.com/office/word/2010/wordprocessingShape" mc:Ignorable="w14 w15 w16se w16cid w16 w16cex w16sdtdh wp14">
+<w:footnotes xmlns:wpc="http://schemas.microsoft.com/office/word/2010/wordprocessingCanvas" xmlns:cx="http://schemas.microsoft.com/office/drawing/2014/chartex" xmlns:cx1="http://schemas.microsoft.com/office/drawing/2015/9/8/chartex" xmlns:cx2="http://schemas.microsoft.com/office/drawing/2015/10/21/chartex" xmlns:cx3="http://schemas.microsoft.com/office/drawing/2016/5/9/chartex" xmlns:cx4="http://schemas.microsoft.com/office/drawing/2016/5/10/chartex" xmlns:cx5="http://schemas.microsoft.com/office/drawing/2016/5/11/chartex" xmlns:cx6="http://schemas.microsoft.com/office/drawing/2016/5/12/chartex" xmlns:cx7="http://schemas.microsoft.com/office/drawing/2016/5/13/chartex" xmlns:cx8="http://schemas.microsoft.com/office/drawing/2016/5/14/chartex" xmlns:mc="http://schemas.openxmlformats.org/markup-compatibility/2006" xmlns:aink="http://schemas.microsoft.com/office/drawing/2016/ink" xmlns:am3d="http://schemas.microsoft.com/office/drawing/2017/model3d" xmlns:o="urn:schemas-microsoft-com:office:office" xmlns:oel="http://schemas.microsoft.com/office/2019/extlst" xmlns:r="http://schemas.openxmlformats.org/officeDocument/2006/relationships" xmlns:m="http://schemas.openxmlformats.org/officeDocument/2006/math" xmlns:v="urn:schemas-microsoft-com:vml" xmlns:wp14="http://schemas.microsoft.com/office/word/2010/wordprocessingDrawing" xmlns:wp="http://schemas.openxmlformats.org/drawingml/2006/wordprocessingDrawing" xmlns:w10="urn:schemas-microsoft-com:office:word" xmlns:w="http://schemas.openxmlformats.org/wordprocessingml/2006/main" xmlns:w14="http://schemas.microsoft.com/office/word/2010/wordml" xmlns:w15="http://schemas.microsoft.com/office/word/2012/wordml" xmlns:w16cex="http://schemas.microsoft.com/office/word/2018/wordml/cex" xmlns:w16cid="http://schemas.microsoft.com/office/word/2016/wordml/cid" xmlns:w16="http://schemas.microsoft.com/office/word/2018/wordml" xmlns:w16du="http://schemas.microsoft.com/office/word/2023/wordml/word16du" xmlns:w16sdtdh="http://schemas.microsoft.com/office/word/2020/wordml/sdtdatahash" xmlns:w16sdtfl="http://schemas.microsoft.com/office/word/2024/wordml/sdtformatlock" xmlns:w16se="http://schemas.microsoft.com/office/word/2015/wordml/symex" xmlns:wpg="http://schemas.microsoft.com/office/word/2010/wordprocessingGroup" xmlns:wpi="http://schemas.microsoft.com/office/word/2010/wordprocessingInk" xmlns:wne="http://schemas.microsoft.com/office/word/2006/wordml" xmlns:wps="http://schemas.microsoft.com/office/word/2010/wordprocessingShape" mc:Ignorable="w14 w15 w16se w16cid w16 w16cex w16sdtdh w16sdtfl w16du wp14">
   <w:footnote w:type="separator" w:id="-1">
     <w:p>
       <w:pPr>
@@ -4946,7 +4932,7 @@
 </file>
 
 <file path=word/header1.xml><?xml version="1.0" encoding="utf-8"?>
-<w:hdr xmlns:wpc="http://schemas.microsoft.com/office/word/2010/wordprocessingCanvas" xmlns:cx="http://schemas.microsoft.com/office/drawing/2014/chartex" xmlns:cx1="http://schemas.microsoft.com/office/drawing/2015/9/8/chartex" xmlns:cx2="http://schemas.microsoft.com/office/drawing/2015/10/21/chartex" xmlns:cx3="http://schemas.microsoft.com/office/drawing/2016/5/9/chartex" xmlns:cx4="http://schemas.microsoft.com/office/drawing/2016/5/10/chartex" xmlns:cx5="http://schemas.microsoft.com/office/drawing/2016/5/11/chartex" xmlns:cx6="http://schemas.microsoft.com/office/drawing/2016/5/12/chartex" xmlns:cx7="http://schemas.microsoft.com/office/drawing/2016/5/13/chartex" xmlns:cx8="http://schemas.microsoft.com/office/drawing/2016/5/14/chartex" xmlns:mc="http://schemas.openxmlformats.org/markup-compatibility/2006" xmlns:aink="http://schemas.microsoft.com/office/drawing/2016/ink" xmlns:am3d="http://schemas.microsoft.com/office/drawing/2017/model3d" xmlns:o="urn:schemas-microsoft-com:office:office" xmlns:r="http://schemas.openxmlformats.org/officeDocument/2006/relationships" xmlns:m="http://schemas.openxmlformats.org/officeDocument/2006/math" xmlns:v="urn:schemas-microsoft-com:vml" xmlns:wp14="http://schemas.microsoft.com/office/word/2010/wordprocessingDrawing" xmlns:wp="http://schemas.openxmlformats.org/drawingml/2006/wordprocessingDrawing" xmlns:w10="urn:schemas-microsoft-com:office:word" xmlns:w="http://schemas.openxmlformats.org/wordprocessingml/2006/main" xmlns:w14="http://schemas.microsoft.com/office/word/2010/wordml" xmlns:w15="http://schemas.microsoft.com/office/word/2012/wordml" xmlns:w16cex="http://schemas.microsoft.com/office/word/2018/wordml/cex" xmlns:w16cid="http://schemas.microsoft.com/office/word/2016/wordml/cid" xmlns:w16="http://schemas.microsoft.com/office/word/2018/wordml" xmlns:w16sdtdh="http://schemas.microsoft.com/office/word/2020/wordml/sdtdatahash" xmlns:w16se="http://schemas.microsoft.com/office/word/2015/wordml/symex" xmlns:wpg="http://schemas.microsoft.com/office/word/2010/wordprocessingGroup" xmlns:wpi="http://schemas.microsoft.com/office/word/2010/wordprocessingInk" xmlns:wne="http://schemas.microsoft.com/office/word/2006/wordml" xmlns:wps="http://schemas.microsoft.com/office/word/2010/wordprocessingShape" mc:Ignorable="w14 w15 w16se w16cid w16 w16cex w16sdtdh wp14">
+<w:hdr xmlns:wpc="http://schemas.microsoft.com/office/word/2010/wordprocessingCanvas" xmlns:cx="http://schemas.microsoft.com/office/drawing/2014/chartex" xmlns:cx1="http://schemas.microsoft.com/office/drawing/2015/9/8/chartex" xmlns:cx2="http://schemas.microsoft.com/office/drawing/2015/10/21/chartex" xmlns:cx3="http://schemas.microsoft.com/office/drawing/2016/5/9/chartex" xmlns:cx4="http://schemas.microsoft.com/office/drawing/2016/5/10/chartex" xmlns:cx5="http://schemas.microsoft.com/office/drawing/2016/5/11/chartex" xmlns:cx6="http://schemas.microsoft.com/office/drawing/2016/5/12/chartex" xmlns:cx7="http://schemas.microsoft.com/office/drawing/2016/5/13/chartex" xmlns:cx8="http://schemas.microsoft.com/office/drawing/2016/5/14/chartex" xmlns:mc="http://schemas.openxmlformats.org/markup-compatibility/2006" xmlns:aink="http://schemas.microsoft.com/office/drawing/2016/ink" xmlns:am3d="http://schemas.microsoft.com/office/drawing/2017/model3d" xmlns:o="urn:schemas-microsoft-com:office:office" xmlns:oel="http://schemas.microsoft.com/office/2019/extlst" xmlns:r="http://schemas.openxmlformats.org/officeDocument/2006/relationships" xmlns:m="http://schemas.openxmlformats.org/officeDocument/2006/math" xmlns:v="urn:schemas-microsoft-com:vml" xmlns:wp14="http://schemas.microsoft.com/office/word/2010/wordprocessingDrawing" xmlns:wp="http://schemas.openxmlformats.org/drawingml/2006/wordprocessingDrawing" xmlns:w10="urn:schemas-microsoft-com:office:word" xmlns:w="http://schemas.openxmlformats.org/wordprocessingml/2006/main" xmlns:w14="http://schemas.microsoft.com/office/word/2010/wordml" xmlns:w15="http://schemas.microsoft.com/office/word/2012/wordml" xmlns:w16cex="http://schemas.microsoft.com/office/word/2018/wordml/cex" xmlns:w16cid="http://schemas.microsoft.com/office/word/2016/wordml/cid" xmlns:w16="http://schemas.microsoft.com/office/word/2018/wordml" xmlns:w16du="http://schemas.microsoft.com/office/word/2023/wordml/word16du" xmlns:w16sdtdh="http://schemas.microsoft.com/office/word/2020/wordml/sdtdatahash" xmlns:w16sdtfl="http://schemas.microsoft.com/office/word/2024/wordml/sdtformatlock" xmlns:w16se="http://schemas.microsoft.com/office/word/2015/wordml/symex" xmlns:wpg="http://schemas.microsoft.com/office/word/2010/wordprocessingGroup" xmlns:wpi="http://schemas.microsoft.com/office/word/2010/wordprocessingInk" xmlns:wne="http://schemas.microsoft.com/office/word/2006/wordml" xmlns:wps="http://schemas.microsoft.com/office/word/2010/wordprocessingShape" mc:Ignorable="w14 w15 w16se w16cid w16 w16cex w16sdtdh w16sdtfl w16du wp14">
   <w:p>
     <w:pPr>
       <w:pStyle w:val="Header"/>
@@ -5073,7 +5059,7 @@
 </file>
 
 <file path=word/numbering.xml><?xml version="1.0" encoding="utf-8"?>
-<w:numbering xmlns:wpc="http://schemas.microsoft.com/office/word/2010/wordprocessingCanvas" xmlns:cx="http://schemas.microsoft.com/office/drawing/2014/chartex" xmlns:cx1="http://schemas.microsoft.com/office/drawing/2015/9/8/chartex" xmlns:cx2="http://schemas.microsoft.com/office/drawing/2015/10/21/chartex" xmlns:cx3="http://schemas.microsoft.com/office/drawing/2016/5/9/chartex" xmlns:cx4="http://schemas.microsoft.com/office/drawing/2016/5/10/chartex" xmlns:cx5="http://schemas.microsoft.com/office/drawing/2016/5/11/chartex" xmlns:cx6="http://schemas.microsoft.com/office/drawing/2016/5/12/chartex" xmlns:cx7="http://schemas.microsoft.com/office/drawing/2016/5/13/chartex" xmlns:cx8="http://schemas.microsoft.com/office/drawing/2016/5/14/chartex" xmlns:mc="http://schemas.openxmlformats.org/markup-compatibility/2006" xmlns:aink="http://schemas.microsoft.com/office/drawing/2016/ink" xmlns:am3d="http://schemas.microsoft.com/office/drawing/2017/model3d" xmlns:o="urn:schemas-microsoft-com:office:office" xmlns:r="http://schemas.openxmlformats.org/officeDocument/2006/relationships" xmlns:m="http://schemas.openxmlformats.org/officeDocument/2006/math" xmlns:v="urn:schemas-microsoft-com:vml" xmlns:wp14="http://schemas.microsoft.com/office/word/2010/wordprocessingDrawing" xmlns:wp="http://schemas.openxmlformats.org/drawingml/2006/wordprocessingDrawing" xmlns:w10="urn:schemas-microsoft-com:office:word" xmlns:w="http://schemas.openxmlformats.org/wordprocessingml/2006/main" xmlns:w14="http://schemas.microsoft.com/office/word/2010/wordml" xmlns:w15="http://schemas.microsoft.com/office/word/2012/wordml" xmlns:w16cex="http://schemas.microsoft.com/office/word/2018/wordml/cex" xmlns:w16cid="http://schemas.microsoft.com/office/word/2016/wordml/cid" xmlns:w16="http://schemas.microsoft.com/office/word/2018/wordml" xmlns:w16sdtdh="http://schemas.microsoft.com/office/word/2020/wordml/sdtdatahash" xmlns:w16se="http://schemas.microsoft.com/office/word/2015/wordml/symex" xmlns:wpg="http://schemas.microsoft.com/office/word/2010/wordprocessingGroup" xmlns:wpi="http://schemas.microsoft.com/office/word/2010/wordprocessingInk" xmlns:wne="http://schemas.microsoft.com/office/word/2006/wordml" xmlns:wps="http://schemas.microsoft.com/office/word/2010/wordprocessingShape" mc:Ignorable="w14 w15 w16se w16cid w16 w16cex w16sdtdh wp14">
+<w:numbering xmlns:wpc="http://schemas.microsoft.com/office/word/2010/wordprocessingCanvas" xmlns:cx="http://schemas.microsoft.com/office/drawing/2014/chartex" xmlns:cx1="http://schemas.microsoft.com/office/drawing/2015/9/8/chartex" xmlns:cx2="http://schemas.microsoft.com/office/drawing/2015/10/21/chartex" xmlns:cx3="http://schemas.microsoft.com/office/drawing/2016/5/9/chartex" xmlns:cx4="http://schemas.microsoft.com/office/drawing/2016/5/10/chartex" xmlns:cx5="http://schemas.microsoft.com/office/drawing/2016/5/11/chartex" xmlns:cx6="http://schemas.microsoft.com/office/drawing/2016/5/12/chartex" xmlns:cx7="http://schemas.microsoft.com/office/drawing/2016/5/13/chartex" xmlns:cx8="http://schemas.microsoft.com/office/drawing/2016/5/14/chartex" xmlns:mc="http://schemas.openxmlformats.org/markup-compatibility/2006" xmlns:aink="http://schemas.microsoft.com/office/drawing/2016/ink" xmlns:am3d="http://schemas.microsoft.com/office/drawing/2017/model3d" xmlns:o="urn:schemas-microsoft-com:office:office" xmlns:oel="http://schemas.microsoft.com/office/2019/extlst" xmlns:r="http://schemas.openxmlformats.org/officeDocument/2006/relationships" xmlns:m="http://schemas.openxmlformats.org/officeDocument/2006/math" xmlns:v="urn:schemas-microsoft-com:vml" xmlns:wp14="http://schemas.microsoft.com/office/word/2010/wordprocessingDrawing" xmlns:wp="http://schemas.openxmlformats.org/drawingml/2006/wordprocessingDrawing" xmlns:w10="urn:schemas-microsoft-com:office:word" xmlns:w="http://schemas.openxmlformats.org/wordprocessingml/2006/main" xmlns:w14="http://schemas.microsoft.com/office/word/2010/wordml" xmlns:w15="http://schemas.microsoft.com/office/word/2012/wordml" xmlns:w16cex="http://schemas.microsoft.com/office/word/2018/wordml/cex" xmlns:w16cid="http://schemas.microsoft.com/office/word/2016/wordml/cid" xmlns:w16="http://schemas.microsoft.com/office/word/2018/wordml" xmlns:w16du="http://schemas.microsoft.com/office/word/2023/wordml/word16du" xmlns:w16sdtdh="http://schemas.microsoft.com/office/word/2020/wordml/sdtdatahash" xmlns:w16sdtfl="http://schemas.microsoft.com/office/word/2024/wordml/sdtformatlock" xmlns:w16se="http://schemas.microsoft.com/office/word/2015/wordml/symex" xmlns:wpg="http://schemas.microsoft.com/office/word/2010/wordprocessingGroup" xmlns:wpi="http://schemas.microsoft.com/office/word/2010/wordprocessingInk" xmlns:wne="http://schemas.microsoft.com/office/word/2006/wordml" xmlns:wps="http://schemas.microsoft.com/office/word/2010/wordprocessingShape" mc:Ignorable="w14 w15 w16se w16cid w16 w16cex w16sdtdh w16sdtfl w16du wp14">
   <w:abstractNum w:abstractNumId="0" w15:restartNumberingAfterBreak="0">
     <w:nsid w:val="FFFFFF7E"/>
     <w:multiLevelType w:val="singleLevel"/>
@@ -6294,52 +6280,52 @@
       </w:pPr>
     </w:lvl>
   </w:abstractNum>
-  <w:num w:numId="1">
+  <w:num w:numId="1" w16cid:durableId="2007779619">
     <w:abstractNumId w:val="5"/>
   </w:num>
-  <w:num w:numId="2">
+  <w:num w:numId="2" w16cid:durableId="1703170398">
     <w:abstractNumId w:val="3"/>
   </w:num>
-  <w:num w:numId="3">
+  <w:num w:numId="3" w16cid:durableId="1897429838">
     <w:abstractNumId w:val="2"/>
   </w:num>
-  <w:num w:numId="4">
+  <w:num w:numId="4" w16cid:durableId="1856729729">
     <w:abstractNumId w:val="4"/>
   </w:num>
-  <w:num w:numId="5">
+  <w:num w:numId="5" w16cid:durableId="608783489">
     <w:abstractNumId w:val="1"/>
   </w:num>
-  <w:num w:numId="6">
+  <w:num w:numId="6" w16cid:durableId="1755324532">
     <w:abstractNumId w:val="0"/>
   </w:num>
-  <w:num w:numId="7">
+  <w:num w:numId="7" w16cid:durableId="1325400498">
     <w:abstractNumId w:val="15"/>
   </w:num>
-  <w:num w:numId="8">
+  <w:num w:numId="8" w16cid:durableId="109594239">
     <w:abstractNumId w:val="13"/>
   </w:num>
-  <w:num w:numId="9">
+  <w:num w:numId="9" w16cid:durableId="131875219">
     <w:abstractNumId w:val="7"/>
   </w:num>
-  <w:num w:numId="10">
+  <w:num w:numId="10" w16cid:durableId="943733449">
     <w:abstractNumId w:val="11"/>
   </w:num>
-  <w:num w:numId="11">
+  <w:num w:numId="11" w16cid:durableId="929653706">
     <w:abstractNumId w:val="8"/>
   </w:num>
-  <w:num w:numId="12">
+  <w:num w:numId="12" w16cid:durableId="187570614">
     <w:abstractNumId w:val="12"/>
   </w:num>
-  <w:num w:numId="13">
+  <w:num w:numId="13" w16cid:durableId="1649289344">
     <w:abstractNumId w:val="9"/>
   </w:num>
-  <w:num w:numId="14">
+  <w:num w:numId="14" w16cid:durableId="298876279">
     <w:abstractNumId w:val="6"/>
   </w:num>
-  <w:num w:numId="15">
+  <w:num w:numId="15" w16cid:durableId="413472555">
     <w:abstractNumId w:val="10"/>
   </w:num>
-  <w:num w:numId="16">
+  <w:num w:numId="16" w16cid:durableId="1255213474">
     <w:abstractNumId w:val="14"/>
   </w:num>
   <w:numIdMacAtCleanup w:val="7"/>
@@ -6347,7 +6333,7 @@
 </file>
 
 <file path=word/styles.xml><?xml version="1.0" encoding="utf-8"?>
-<w:styles xmlns:mc="http://schemas.openxmlformats.org/markup-compatibility/2006" xmlns:r="http://schemas.openxmlformats.org/officeDocument/2006/relationships" xmlns:w="http://schemas.openxmlformats.org/wordprocessingml/2006/main" xmlns:w14="http://schemas.microsoft.com/office/word/2010/wordml" xmlns:w15="http://schemas.microsoft.com/office/word/2012/wordml" xmlns:w16cex="http://schemas.microsoft.com/office/word/2018/wordml/cex" xmlns:w16cid="http://schemas.microsoft.com/office/word/2016/wordml/cid" xmlns:w16="http://schemas.microsoft.com/office/word/2018/wordml" xmlns:w16sdtdh="http://schemas.microsoft.com/office/word/2020/wordml/sdtdatahash" xmlns:w16se="http://schemas.microsoft.com/office/word/2015/wordml/symex" mc:Ignorable="w14 w15 w16se w16cid w16 w16cex w16sdtdh">
+<w:styles xmlns:mc="http://schemas.openxmlformats.org/markup-compatibility/2006" xmlns:r="http://schemas.openxmlformats.org/officeDocument/2006/relationships" xmlns:w="http://schemas.openxmlformats.org/wordprocessingml/2006/main" xmlns:w14="http://schemas.microsoft.com/office/word/2010/wordml" xmlns:w15="http://schemas.microsoft.com/office/word/2012/wordml" xmlns:w16cex="http://schemas.microsoft.com/office/word/2018/wordml/cex" xmlns:w16cid="http://schemas.microsoft.com/office/word/2016/wordml/cid" xmlns:w16="http://schemas.microsoft.com/office/word/2018/wordml" xmlns:w16du="http://schemas.microsoft.com/office/word/2023/wordml/word16du" xmlns:w16sdtdh="http://schemas.microsoft.com/office/word/2020/wordml/sdtdatahash" xmlns:w16sdtfl="http://schemas.microsoft.com/office/word/2024/wordml/sdtformatlock" xmlns:w16se="http://schemas.microsoft.com/office/word/2015/wordml/symex" mc:Ignorable="w14 w15 w16se w16cid w16 w16cex w16sdtdh w16sdtfl w16du">
   <w:docDefaults>
     <w:rPrDefault>
       <w:rPr>
@@ -17890,7 +17876,7 @@
 </file>
 
 <file path=word/glossary/document.xml><?xml version="1.0" encoding="utf-8"?>
-<w:glossaryDocument xmlns:wpc="http://schemas.microsoft.com/office/word/2010/wordprocessingCanvas" xmlns:cx="http://schemas.microsoft.com/office/drawing/2014/chartex" xmlns:cx1="http://schemas.microsoft.com/office/drawing/2015/9/8/chartex" xmlns:cx2="http://schemas.microsoft.com/office/drawing/2015/10/21/chartex" xmlns:cx3="http://schemas.microsoft.com/office/drawing/2016/5/9/chartex" xmlns:cx4="http://schemas.microsoft.com/office/drawing/2016/5/10/chartex" xmlns:cx5="http://schemas.microsoft.com/office/drawing/2016/5/11/chartex" xmlns:cx6="http://schemas.microsoft.com/office/drawing/2016/5/12/chartex" xmlns:cx7="http://schemas.microsoft.com/office/drawing/2016/5/13/chartex" xmlns:cx8="http://schemas.microsoft.com/office/drawing/2016/5/14/chartex" xmlns:mc="http://schemas.openxmlformats.org/markup-compatibility/2006" xmlns:aink="http://schemas.microsoft.com/office/drawing/2016/ink" xmlns:am3d="http://schemas.microsoft.com/office/drawing/2017/model3d" xmlns:o="urn:schemas-microsoft-com:office:office" xmlns:r="http://schemas.openxmlformats.org/officeDocument/2006/relationships" xmlns:m="http://schemas.openxmlformats.org/officeDocument/2006/math" xmlns:v="urn:schemas-microsoft-com:vml" xmlns:wp14="http://schemas.microsoft.com/office/word/2010/wordprocessingDrawing" xmlns:wp="http://schemas.openxmlformats.org/drawingml/2006/wordprocessingDrawing" xmlns:w10="urn:schemas-microsoft-com:office:word" xmlns:w="http://schemas.openxmlformats.org/wordprocessingml/2006/main" xmlns:w14="http://schemas.microsoft.com/office/word/2010/wordml" xmlns:w15="http://schemas.microsoft.com/office/word/2012/wordml" xmlns:w16cex="http://schemas.microsoft.com/office/word/2018/wordml/cex" xmlns:w16cid="http://schemas.microsoft.com/office/word/2016/wordml/cid" xmlns:w16="http://schemas.microsoft.com/office/word/2018/wordml" xmlns:w16sdtdh="http://schemas.microsoft.com/office/word/2020/wordml/sdtdatahash" xmlns:w16se="http://schemas.microsoft.com/office/word/2015/wordml/symex" xmlns:wpg="http://schemas.microsoft.com/office/word/2010/wordprocessingGroup" xmlns:wpi="http://schemas.microsoft.com/office/word/2010/wordprocessingInk" xmlns:wne="http://schemas.microsoft.com/office/word/2006/wordml" xmlns:wps="http://schemas.microsoft.com/office/word/2010/wordprocessingShape" mc:Ignorable="w14 w15 w16se w16cid w16 w16cex w16sdtdh wp14">
+<w:glossaryDocument xmlns:wpc="http://schemas.microsoft.com/office/word/2010/wordprocessingCanvas" xmlns:cx="http://schemas.microsoft.com/office/drawing/2014/chartex" xmlns:cx1="http://schemas.microsoft.com/office/drawing/2015/9/8/chartex" xmlns:cx2="http://schemas.microsoft.com/office/drawing/2015/10/21/chartex" xmlns:cx3="http://schemas.microsoft.com/office/drawing/2016/5/9/chartex" xmlns:cx4="http://schemas.microsoft.com/office/drawing/2016/5/10/chartex" xmlns:cx5="http://schemas.microsoft.com/office/drawing/2016/5/11/chartex" xmlns:cx6="http://schemas.microsoft.com/office/drawing/2016/5/12/chartex" xmlns:cx7="http://schemas.microsoft.com/office/drawing/2016/5/13/chartex" xmlns:cx8="http://schemas.microsoft.com/office/drawing/2016/5/14/chartex" xmlns:mc="http://schemas.openxmlformats.org/markup-compatibility/2006" xmlns:aink="http://schemas.microsoft.com/office/drawing/2016/ink" xmlns:am3d="http://schemas.microsoft.com/office/drawing/2017/model3d" xmlns:o="urn:schemas-microsoft-com:office:office" xmlns:oel="http://schemas.microsoft.com/office/2019/extlst" xmlns:r="http://schemas.openxmlformats.org/officeDocument/2006/relationships" xmlns:m="http://schemas.openxmlformats.org/officeDocument/2006/math" xmlns:v="urn:schemas-microsoft-com:vml" xmlns:wp14="http://schemas.microsoft.com/office/word/2010/wordprocessingDrawing" xmlns:wp="http://schemas.openxmlformats.org/drawingml/2006/wordprocessingDrawing" xmlns:w10="urn:schemas-microsoft-com:office:word" xmlns:w="http://schemas.openxmlformats.org/wordprocessingml/2006/main" xmlns:w14="http://schemas.microsoft.com/office/word/2010/wordml" xmlns:w15="http://schemas.microsoft.com/office/word/2012/wordml" xmlns:w16cex="http://schemas.microsoft.com/office/word/2018/wordml/cex" xmlns:w16cid="http://schemas.microsoft.com/office/word/2016/wordml/cid" xmlns:w16="http://schemas.microsoft.com/office/word/2018/wordml" xmlns:w16du="http://schemas.microsoft.com/office/word/2023/wordml/word16du" xmlns:w16sdtdh="http://schemas.microsoft.com/office/word/2020/wordml/sdtdatahash" xmlns:w16sdtfl="http://schemas.microsoft.com/office/word/2024/wordml/sdtformatlock" xmlns:w16se="http://schemas.microsoft.com/office/word/2015/wordml/symex" xmlns:wpg="http://schemas.microsoft.com/office/word/2010/wordprocessingGroup" xmlns:wpi="http://schemas.microsoft.com/office/word/2010/wordprocessingInk" xmlns:wne="http://schemas.microsoft.com/office/word/2006/wordml" xmlns:wps="http://schemas.microsoft.com/office/word/2010/wordprocessingShape" mc:Ignorable="w14 w15 w16se w16cid w16 w16cex w16sdtdh w16sdtfl w16du wp14">
   <w:docParts>
     <w:docPart>
       <w:docPartPr>
@@ -18585,7 +18571,7 @@
 </file>
 
 <file path=word/glossary/fontTable.xml><?xml version="1.0" encoding="utf-8"?>
-<w:fonts xmlns:mc="http://schemas.openxmlformats.org/markup-compatibility/2006" xmlns:r="http://schemas.openxmlformats.org/officeDocument/2006/relationships" xmlns:w="http://schemas.openxmlformats.org/wordprocessingml/2006/main" xmlns:w14="http://schemas.microsoft.com/office/word/2010/wordml" xmlns:w15="http://schemas.microsoft.com/office/word/2012/wordml" xmlns:w16cex="http://schemas.microsoft.com/office/word/2018/wordml/cex" xmlns:w16cid="http://schemas.microsoft.com/office/word/2016/wordml/cid" xmlns:w16="http://schemas.microsoft.com/office/word/2018/wordml" xmlns:w16sdtdh="http://schemas.microsoft.com/office/word/2020/wordml/sdtdatahash" xmlns:w16se="http://schemas.microsoft.com/office/word/2015/wordml/symex" mc:Ignorable="w14 w15 w16se w16cid w16 w16cex w16sdtdh">
+<w:fonts xmlns:mc="http://schemas.openxmlformats.org/markup-compatibility/2006" xmlns:r="http://schemas.openxmlformats.org/officeDocument/2006/relationships" xmlns:w="http://schemas.openxmlformats.org/wordprocessingml/2006/main" xmlns:w14="http://schemas.microsoft.com/office/word/2010/wordml" xmlns:w15="http://schemas.microsoft.com/office/word/2012/wordml" xmlns:w16cex="http://schemas.microsoft.com/office/word/2018/wordml/cex" xmlns:w16cid="http://schemas.microsoft.com/office/word/2016/wordml/cid" xmlns:w16="http://schemas.microsoft.com/office/word/2018/wordml" xmlns:w16du="http://schemas.microsoft.com/office/word/2023/wordml/word16du" xmlns:w16sdtdh="http://schemas.microsoft.com/office/word/2020/wordml/sdtdatahash" xmlns:w16sdtfl="http://schemas.microsoft.com/office/word/2024/wordml/sdtformatlock" xmlns:w16se="http://schemas.microsoft.com/office/word/2015/wordml/symex" mc:Ignorable="w14 w15 w16se w16cid w16 w16cex w16sdtdh w16sdtfl w16du">
   <w:font w:name="Symbol">
     <w:panose1 w:val="05050102010706020507"/>
     <w:charset w:val="02"/>
@@ -18641,25 +18627,23 @@
     <w:pitch w:val="variable"/>
     <w:sig w:usb0="00000003" w:usb1="00000000" w:usb2="00000000" w:usb3="00000000" w:csb0="00000001" w:csb1="00000000"/>
   </w:font>
-  <w:font w:name="Calibri">
-    <w:panose1 w:val="020F0502020204030204"/>
+  <w:font w:name="Aptos">
     <w:charset w:val="00"/>
     <w:family w:val="swiss"/>
     <w:pitch w:val="variable"/>
-    <w:sig w:usb0="E4002EFF" w:usb1="C200247B" w:usb2="00000009" w:usb3="00000000" w:csb0="000001FF" w:csb1="00000000"/>
+    <w:sig w:usb0="20000287" w:usb1="00000003" w:usb2="00000000" w:usb3="00000000" w:csb0="0000019F" w:csb1="00000000"/>
   </w:font>
-  <w:font w:name="Calibri Light">
-    <w:panose1 w:val="020F0302020204030204"/>
+  <w:font w:name="Aptos Display">
     <w:charset w:val="00"/>
     <w:family w:val="swiss"/>
     <w:pitch w:val="variable"/>
-    <w:sig w:usb0="E4002EFF" w:usb1="C200247B" w:usb2="00000009" w:usb3="00000000" w:csb0="000001FF" w:csb1="00000000"/>
+    <w:sig w:usb0="20000287" w:usb1="00000003" w:usb2="00000000" w:usb3="00000000" w:csb0="0000019F" w:csb1="00000000"/>
   </w:font>
 </w:fonts>
 </file>
 
 <file path=word/glossary/settings.xml><?xml version="1.0" encoding="utf-8"?>
-<w:settings xmlns:mc="http://schemas.openxmlformats.org/markup-compatibility/2006" xmlns:o="urn:schemas-microsoft-com:office:office" xmlns:r="http://schemas.openxmlformats.org/officeDocument/2006/relationships" xmlns:m="http://schemas.openxmlformats.org/officeDocument/2006/math" xmlns:v="urn:schemas-microsoft-com:vml" xmlns:w10="urn:schemas-microsoft-com:office:word" xmlns:w="http://schemas.openxmlformats.org/wordprocessingml/2006/main" xmlns:w14="http://schemas.microsoft.com/office/word/2010/wordml" xmlns:w15="http://schemas.microsoft.com/office/word/2012/wordml" xmlns:w16cex="http://schemas.microsoft.com/office/word/2018/wordml/cex" xmlns:w16cid="http://schemas.microsoft.com/office/word/2016/wordml/cid" xmlns:w16="http://schemas.microsoft.com/office/word/2018/wordml" xmlns:w16sdtdh="http://schemas.microsoft.com/office/word/2020/wordml/sdtdatahash" xmlns:w16se="http://schemas.microsoft.com/office/word/2015/wordml/symex" xmlns:sl="http://schemas.openxmlformats.org/schemaLibrary/2006/main" mc:Ignorable="w14 w15 w16se w16cid w16 w16cex w16sdtdh">
+<w:settings xmlns:mc="http://schemas.openxmlformats.org/markup-compatibility/2006" xmlns:o="urn:schemas-microsoft-com:office:office" xmlns:r="http://schemas.openxmlformats.org/officeDocument/2006/relationships" xmlns:m="http://schemas.openxmlformats.org/officeDocument/2006/math" xmlns:v="urn:schemas-microsoft-com:vml" xmlns:w10="urn:schemas-microsoft-com:office:word" xmlns:w="http://schemas.openxmlformats.org/wordprocessingml/2006/main" xmlns:w14="http://schemas.microsoft.com/office/word/2010/wordml" xmlns:w15="http://schemas.microsoft.com/office/word/2012/wordml" xmlns:w16cex="http://schemas.microsoft.com/office/word/2018/wordml/cex" xmlns:w16cid="http://schemas.microsoft.com/office/word/2016/wordml/cid" xmlns:w16="http://schemas.microsoft.com/office/word/2018/wordml" xmlns:w16du="http://schemas.microsoft.com/office/word/2023/wordml/word16du" xmlns:w16sdtdh="http://schemas.microsoft.com/office/word/2020/wordml/sdtdatahash" xmlns:w16sdtfl="http://schemas.microsoft.com/office/word/2024/wordml/sdtformatlock" xmlns:w16se="http://schemas.microsoft.com/office/word/2015/wordml/symex" xmlns:sl="http://schemas.openxmlformats.org/schemaLibrary/2006/main" mc:Ignorable="w14 w15 w16se w16cid w16 w16cex w16sdtdh w16sdtfl w16du">
   <w:view w:val="normal"/>
   <w:defaultTabStop w:val="720"/>
   <w:characterSpacingControl w:val="doNotCompress"/>
@@ -18677,6 +18661,7 @@
     <w:rsid w:val="000E2EC3"/>
     <w:rsid w:val="00197D7A"/>
     <w:rsid w:val="001A3615"/>
+    <w:rsid w:val="001E1F35"/>
     <w:rsid w:val="005F6518"/>
     <w:rsid w:val="007936A6"/>
     <w:rsid w:val="007B311A"/>
@@ -18685,6 +18670,7 @@
     <w:rsid w:val="00BF6124"/>
     <w:rsid w:val="00D00337"/>
     <w:rsid w:val="00D600FB"/>
+    <w:rsid w:val="00DB4E80"/>
     <w:rsid w:val="00EE1131"/>
     <w:rsid w:val="00F02C26"/>
   </w:rsids>
@@ -18711,7 +18697,7 @@
 </file>
 
 <file path=word/glossary/styles.xml><?xml version="1.0" encoding="utf-8"?>
-<w:styles xmlns:mc="http://schemas.openxmlformats.org/markup-compatibility/2006" xmlns:r="http://schemas.openxmlformats.org/officeDocument/2006/relationships" xmlns:w="http://schemas.openxmlformats.org/wordprocessingml/2006/main" xmlns:w14="http://schemas.microsoft.com/office/word/2010/wordml" xmlns:w15="http://schemas.microsoft.com/office/word/2012/wordml" xmlns:w16cex="http://schemas.microsoft.com/office/word/2018/wordml/cex" xmlns:w16cid="http://schemas.microsoft.com/office/word/2016/wordml/cid" xmlns:w16="http://schemas.microsoft.com/office/word/2018/wordml" xmlns:w16sdtdh="http://schemas.microsoft.com/office/word/2020/wordml/sdtdatahash" xmlns:w16se="http://schemas.microsoft.com/office/word/2015/wordml/symex" mc:Ignorable="w14 w15 w16se w16cid w16 w16cex w16sdtdh">
+<w:styles xmlns:mc="http://schemas.openxmlformats.org/markup-compatibility/2006" xmlns:r="http://schemas.openxmlformats.org/officeDocument/2006/relationships" xmlns:w="http://schemas.openxmlformats.org/wordprocessingml/2006/main" xmlns:w14="http://schemas.microsoft.com/office/word/2010/wordml" xmlns:w15="http://schemas.microsoft.com/office/word/2012/wordml" xmlns:w16cex="http://schemas.microsoft.com/office/word/2018/wordml/cex" xmlns:w16cid="http://schemas.microsoft.com/office/word/2016/wordml/cid" xmlns:w16="http://schemas.microsoft.com/office/word/2018/wordml" xmlns:w16du="http://schemas.microsoft.com/office/word/2023/wordml/word16du" xmlns:w16sdtdh="http://schemas.microsoft.com/office/word/2020/wordml/sdtdatahash" xmlns:w16sdtfl="http://schemas.microsoft.com/office/word/2024/wordml/sdtformatlock" xmlns:w16se="http://schemas.microsoft.com/office/word/2015/wordml/symex" mc:Ignorable="w14 w15 w16se w16cid w16 w16cex w16sdtdh w16sdtfl w16du">
   <w:docDefaults>
     <w:rPrDefault>
       <w:rPr>
@@ -19414,7 +19400,7 @@
 </file>
 
 <file path=word/glossary/webSettings.xml><?xml version="1.0" encoding="utf-8"?>
-<w:webSettings xmlns:mc="http://schemas.openxmlformats.org/markup-compatibility/2006" xmlns:r="http://schemas.openxmlformats.org/officeDocument/2006/relationships" xmlns:w="http://schemas.openxmlformats.org/wordprocessingml/2006/main" xmlns:w14="http://schemas.microsoft.com/office/word/2010/wordml" xmlns:w15="http://schemas.microsoft.com/office/word/2012/wordml" xmlns:w16cex="http://schemas.microsoft.com/office/word/2018/wordml/cex" xmlns:w16cid="http://schemas.microsoft.com/office/word/2016/wordml/cid" xmlns:w16="http://schemas.microsoft.com/office/word/2018/wordml" xmlns:w16sdtdh="http://schemas.microsoft.com/office/word/2020/wordml/sdtdatahash" xmlns:w16se="http://schemas.microsoft.com/office/word/2015/wordml/symex" mc:Ignorable="w14 w15 w16se w16cid w16 w16cex w16sdtdh">
+<w:webSettings xmlns:mc="http://schemas.openxmlformats.org/markup-compatibility/2006" xmlns:r="http://schemas.openxmlformats.org/officeDocument/2006/relationships" xmlns:w="http://schemas.openxmlformats.org/wordprocessingml/2006/main" xmlns:w14="http://schemas.microsoft.com/office/word/2010/wordml" xmlns:w15="http://schemas.microsoft.com/office/word/2012/wordml" xmlns:w16cex="http://schemas.microsoft.com/office/word/2018/wordml/cex" xmlns:w16cid="http://schemas.microsoft.com/office/word/2016/wordml/cid" xmlns:w16="http://schemas.microsoft.com/office/word/2018/wordml" xmlns:w16du="http://schemas.microsoft.com/office/word/2023/wordml/word16du" xmlns:w16sdtdh="http://schemas.microsoft.com/office/word/2020/wordml/sdtdatahash" xmlns:w16sdtfl="http://schemas.microsoft.com/office/word/2024/wordml/sdtformatlock" xmlns:w16se="http://schemas.microsoft.com/office/word/2015/wordml/symex" mc:Ignorable="w14 w15 w16se w16cid w16 w16cex w16sdtdh w16sdtfl w16du">
   <w:optimizeForBrowser/>
   <w:allowPNG/>
 </w:webSettings>
@@ -19652,21 +19638,15 @@
 </file>
 
 <file path=customXml/item1.xml><?xml version="1.0" encoding="utf-8"?>
-<p:properties xmlns:p="http://schemas.microsoft.com/office/2006/metadata/properties" xmlns:xsi="http://www.w3.org/2001/XMLSchema-instance" xmlns:pc="http://schemas.microsoft.com/office/infopath/2007/PartnerControls">
-  <documentManagement>
-    <TaxCatchAll xmlns="9140f5d3-f9fb-4702-bf70-390e571a0bce" xsi:nil="true"/>
-    <lcf76f155ced4ddcb4097134ff3c332f xmlns="a66f0359-d0d1-46b8-a551-b51e6b1eee83">
-      <Terms xmlns="http://schemas.microsoft.com/office/infopath/2007/PartnerControls"/>
-    </lcf76f155ced4ddcb4097134ff3c332f>
-  </documentManagement>
-</p:properties>
+<?mso-contentType ?>
+<FormTemplates xmlns="http://schemas.microsoft.com/sharepoint/v3/contenttype/forms">
+  <Display>DocumentLibraryForm</Display>
+  <Edit>DocumentLibraryForm</Edit>
+  <New>DocumentLibraryForm</New>
+</FormTemplates>
 </file>
 
 <file path=customXml/item2.xml><?xml version="1.0" encoding="utf-8"?>
-<b:Sources xmlns:b="http://schemas.openxmlformats.org/officeDocument/2006/bibliography" xmlns="http://schemas.openxmlformats.org/officeDocument/2006/bibliography" SelectedStyle="/APA.XSL" StyleName="APA"/>
-</file>
-
-<file path=customXml/item3.xml><?xml version="1.0" encoding="utf-8"?>
 <ct:contentTypeSchema xmlns:ct="http://schemas.microsoft.com/office/2006/metadata/contentType" xmlns:ma="http://schemas.microsoft.com/office/2006/metadata/properties/metaAttributes" ct:_="" ma:_="" ma:contentTypeName="Document" ma:contentTypeID="0x0101001ECE2E0E027D434A8A4F7CF84075EC18" ma:contentTypeVersion="15" ma:contentTypeDescription="Create a new document." ma:contentTypeScope="" ma:versionID="f2f4a92d95510bff521f093aa0136d61">
   <xsd:schema xmlns:xsd="http://www.w3.org/2001/XMLSchema" xmlns:xs="http://www.w3.org/2001/XMLSchema" xmlns:p="http://schemas.microsoft.com/office/2006/metadata/properties" xmlns:ns2="a66f0359-d0d1-46b8-a551-b51e6b1eee83" xmlns:ns3="9140f5d3-f9fb-4702-bf70-390e571a0bce" targetNamespace="http://schemas.microsoft.com/office/2006/metadata/properties" ma:root="true" ma:fieldsID="deb94c6fdd04ddecd95c06b4a8b8d647" ns2:_="" ns3:_="">
     <xsd:import namespace="a66f0359-d0d1-46b8-a551-b51e6b1eee83"/>
@@ -19901,33 +19881,49 @@
 </ct:contentTypeSchema>
 </file>
 
+<file path=customXml/item3.xml><?xml version="1.0" encoding="utf-8"?>
+<b:Sources xmlns:b="http://schemas.openxmlformats.org/officeDocument/2006/bibliography" xmlns="http://schemas.openxmlformats.org/officeDocument/2006/bibliography" SelectedStyle="/APA.XSL" StyleName="APA"/>
+</file>
+
 <file path=customXml/item4.xml><?xml version="1.0" encoding="utf-8"?>
-<?mso-contentType ?>
-<FormTemplates xmlns="http://schemas.microsoft.com/sharepoint/v3/contenttype/forms">
-  <Display>DocumentLibraryForm</Display>
-  <Edit>DocumentLibraryForm</Edit>
-  <New>DocumentLibraryForm</New>
-</FormTemplates>
+<p:properties xmlns:p="http://schemas.microsoft.com/office/2006/metadata/properties" xmlns:xsi="http://www.w3.org/2001/XMLSchema-instance" xmlns:pc="http://schemas.microsoft.com/office/infopath/2007/PartnerControls">
+  <documentManagement>
+    <TaxCatchAll xmlns="9140f5d3-f9fb-4702-bf70-390e571a0bce" xsi:nil="true"/>
+    <lcf76f155ced4ddcb4097134ff3c332f xmlns="a66f0359-d0d1-46b8-a551-b51e6b1eee83">
+      <Terms xmlns="http://schemas.microsoft.com/office/infopath/2007/PartnerControls"/>
+    </lcf76f155ced4ddcb4097134ff3c332f>
+  </documentManagement>
+</p:properties>
 </file>
 
 <file path=customXml/itemProps1.xml><?xml version="1.0" encoding="utf-8"?>
-<ds:datastoreItem xmlns:ds="http://schemas.openxmlformats.org/officeDocument/2006/customXml" ds:itemID="{AD3DE785-CB35-401D-AA10-087A572BE8C6}">
+<ds:datastoreItem xmlns:ds="http://schemas.openxmlformats.org/officeDocument/2006/customXml" ds:itemID="{80306233-558D-42C5-BC69-626649170BF0}">
   <ds:schemaRefs>
-    <ds:schemaRef ds:uri="http://schemas.microsoft.com/office/2006/metadata/properties"/>
-    <ds:schemaRef ds:uri="http://purl.org/dc/terms/"/>
-    <ds:schemaRef ds:uri="http://purl.org/dc/dcmitype/"/>
-    <ds:schemaRef ds:uri="http://schemas.microsoft.com/office/infopath/2007/PartnerControls"/>
-    <ds:schemaRef ds:uri="http://schemas.microsoft.com/office/2006/documentManagement/types"/>
-    <ds:schemaRef ds:uri="a66f0359-d0d1-46b8-a551-b51e6b1eee83"/>
-    <ds:schemaRef ds:uri="http://purl.org/dc/elements/1.1/"/>
-    <ds:schemaRef ds:uri="9140f5d3-f9fb-4702-bf70-390e571a0bce"/>
-    <ds:schemaRef ds:uri="http://schemas.openxmlformats.org/package/2006/metadata/core-properties"/>
-    <ds:schemaRef ds:uri="http://www.w3.org/XML/1998/namespace"/>
+    <ds:schemaRef ds:uri="http://schemas.microsoft.com/sharepoint/v3/contenttype/forms"/>
   </ds:schemaRefs>
 </ds:datastoreItem>
 </file>
 
 <file path=customXml/itemProps2.xml><?xml version="1.0" encoding="utf-8"?>
+<ds:datastoreItem xmlns:ds="http://schemas.openxmlformats.org/officeDocument/2006/customXml" ds:itemID="{F610D554-2C69-4A89-B397-D20528C2C64A}">
+  <ds:schemaRefs>
+    <ds:schemaRef ds:uri="http://schemas.microsoft.com/office/2006/metadata/contentType"/>
+    <ds:schemaRef ds:uri="http://schemas.microsoft.com/office/2006/metadata/properties/metaAttributes"/>
+    <ds:schemaRef ds:uri="http://www.w3.org/2001/XMLSchema"/>
+    <ds:schemaRef ds:uri="http://schemas.microsoft.com/office/2006/metadata/properties"/>
+    <ds:schemaRef ds:uri="a66f0359-d0d1-46b8-a551-b51e6b1eee83"/>
+    <ds:schemaRef ds:uri="9140f5d3-f9fb-4702-bf70-390e571a0bce"/>
+    <ds:schemaRef ds:uri="http://schemas.microsoft.com/office/2006/documentManagement/types"/>
+    <ds:schemaRef ds:uri="http://schemas.microsoft.com/office/infopath/2007/PartnerControls"/>
+    <ds:schemaRef ds:uri="http://schemas.openxmlformats.org/package/2006/metadata/core-properties"/>
+    <ds:schemaRef ds:uri="http://purl.org/dc/elements/1.1/"/>
+    <ds:schemaRef ds:uri="http://purl.org/dc/terms/"/>
+    <ds:schemaRef ds:uri="http://schemas.microsoft.com/internal/obd"/>
+  </ds:schemaRefs>
+</ds:datastoreItem>
+</file>
+
+<file path=customXml/itemProps3.xml><?xml version="1.0" encoding="utf-8"?>
 <ds:datastoreItem xmlns:ds="http://schemas.openxmlformats.org/officeDocument/2006/customXml" ds:itemID="{EF278816-EC6F-A645-907D-7F25AECB1D4A}">
   <ds:schemaRefs>
     <ds:schemaRef ds:uri="http://schemas.openxmlformats.org/officeDocument/2006/bibliography"/>
@@ -19935,14 +19931,13 @@
 </ds:datastoreItem>
 </file>
 
-<file path=customXml/itemProps3.xml><?xml version="1.0" encoding="utf-8"?>
-<ds:datastoreItem xmlns:ds="http://schemas.openxmlformats.org/officeDocument/2006/customXml" ds:itemID="{F610D554-2C69-4A89-B397-D20528C2C64A}"/>
-</file>
-
 <file path=customXml/itemProps4.xml><?xml version="1.0" encoding="utf-8"?>
-<ds:datastoreItem xmlns:ds="http://schemas.openxmlformats.org/officeDocument/2006/customXml" ds:itemID="{80306233-558D-42C5-BC69-626649170BF0}">
+<ds:datastoreItem xmlns:ds="http://schemas.openxmlformats.org/officeDocument/2006/customXml" ds:itemID="{AD3DE785-CB35-401D-AA10-087A572BE8C6}">
   <ds:schemaRefs>
-    <ds:schemaRef ds:uri="http://schemas.microsoft.com/sharepoint/v3/contenttype/forms"/>
+    <ds:schemaRef ds:uri="http://schemas.microsoft.com/office/2006/metadata/properties"/>
+    <ds:schemaRef ds:uri="http://schemas.microsoft.com/office/infopath/2007/PartnerControls"/>
+    <ds:schemaRef ds:uri="9140f5d3-f9fb-4702-bf70-390e571a0bce"/>
+    <ds:schemaRef ds:uri="a66f0359-d0d1-46b8-a551-b51e6b1eee83"/>
   </ds:schemaRefs>
 </ds:datastoreItem>
 </file>